--- a/gnss_receiver/kd/ШИВА.00001-01 13 01.docx
+++ b/gnss_receiver/kd/ШИВА.00001-01 13 01.docx
@@ -31,7 +31,7 @@
         <w:pStyle w:val="EskdText"/>
       </w:pPr>
       <w:r>
-        <w:t xml:space="preserve">1.3 Язык программирования — C (стандарт C99). Математическая библиотека — стандартная (libm). На МК БПФ выполняется функциями CMSIS-DSP, на ПК — собственной реализацией (</w:t>
+        <w:t xml:space="preserve">1.3 Язык программирования — C (стандарт C99). Библиотеки — newlib-nano и libm из состава arm-none-eabi-gcc. БПФ — собственная реализация (</w:t>
       </w:r>
       <w:r>
         <w:rPr>
@@ -40,7 +40,16 @@
         <w:t xml:space="preserve">src/fft.c</w:t>
       </w:r>
       <w:r>
-        <w:t xml:space="preserve">).</w:t>
+        <w:t xml:space="preserve">) на МК и на ПК; библиотеки изготовителя МК (HAL, CMSIS) не используются, регистры периферии описаны в </w:t>
+      </w:r>
+      <w:r>
+        <w:rPr>
+          <w:rFonts w:ascii="Courier New" w:hAnsi="Courier New" w:cs="Courier New" w:eastAsia="Courier New"/>
+        </w:rPr>
+        <w:t xml:space="preserve">plat/stm32h743.h</w:t>
+      </w:r>
+      <w:r>
+        <w:t xml:space="preserve">.</w:t>
       </w:r>
     </w:p>
     <w:p>
@@ -95,7 +104,45 @@
         <w:t xml:space="preserve">src/</w:t>
       </w:r>
       <w:r>
-        <w:t xml:space="preserve"> — модули;</w:t>
+        <w:t xml:space="preserve"> — модули вычислительного ядра (общие для МК и ПК);</w:t>
+      </w:r>
+    </w:p>
+    <w:p>
+      <w:pPr>
+        <w:pStyle w:val="EskdText"/>
+        <w:ind w:left="964" w:hanging="255"/>
+      </w:pPr>
+      <w:r>
+        <w:t xml:space="preserve">–</w:t>
+        <w:tab/>
+      </w:r>
+      <w:r>
+        <w:rPr>
+          <w:rFonts w:ascii="Courier New" w:hAnsi="Courier New" w:cs="Courier New" w:eastAsia="Courier New"/>
+        </w:rPr>
+        <w:t xml:space="preserve">plat/</w:t>
+      </w:r>
+      <w:r>
+        <w:t xml:space="preserve"> — платформенная часть МК: запуск, тактирование, драйверы, загрузчик;</w:t>
+      </w:r>
+    </w:p>
+    <w:p>
+      <w:pPr>
+        <w:pStyle w:val="EskdText"/>
+        <w:ind w:left="964" w:hanging="255"/>
+      </w:pPr>
+      <w:r>
+        <w:t xml:space="preserve">–</w:t>
+        <w:tab/>
+      </w:r>
+      <w:r>
+        <w:rPr>
+          <w:rFonts w:ascii="Courier New" w:hAnsi="Courier New" w:cs="Courier New" w:eastAsia="Courier New"/>
+        </w:rPr>
+        <w:t xml:space="preserve">ld/</w:t>
+      </w:r>
+      <w:r>
+        <w:t xml:space="preserve"> — размещение в памяти МК (скрипты компоновки);</w:t>
       </w:r>
     </w:p>
     <w:p>
@@ -133,7 +180,7 @@
         <w:t xml:space="preserve">tools/</w:t>
       </w:r>
       <w:r>
-        <w:t xml:space="preserve"> — генераторы таблиц кодов и эталонных векторов.</w:t>
+        <w:t xml:space="preserve"> — генераторы таблиц кодов и эталонных векторов, заголовок образа, оценка стека, утилита обновления ПО МК.</w:t>
       </w:r>
     </w:p>
     <w:p>
@@ -157,6 +204,51 @@
           <w:rFonts w:ascii="Courier New" w:hAnsi="Courier New" w:cs="Courier New" w:eastAsia="Courier New"/>
         </w:rPr>
         <w:t xml:space="preserve">make test-long</w:t>
+      </w:r>
+      <w:r>
+        <w:t xml:space="preserve">; сборка для МК — </w:t>
+      </w:r>
+      <w:r>
+        <w:rPr>
+          <w:rFonts w:ascii="Courier New" w:hAnsi="Courier New" w:cs="Courier New" w:eastAsia="Courier New"/>
+        </w:rPr>
+        <w:t xml:space="preserve">make elf</w:t>
+      </w:r>
+      <w:r>
+        <w:t xml:space="preserve"> (образ ПО МК </w:t>
+      </w:r>
+      <w:r>
+        <w:rPr>
+          <w:rFonts w:ascii="Courier New" w:hAnsi="Courier New" w:cs="Courier New" w:eastAsia="Courier New"/>
+        </w:rPr>
+        <w:t xml:space="preserve">build/mcu/mgp8.bin</w:t>
+      </w:r>
+      <w:r>
+        <w:t xml:space="preserve">, загрузчик </w:t>
+      </w:r>
+      <w:r>
+        <w:rPr>
+          <w:rFonts w:ascii="Courier New" w:hAnsi="Courier New" w:cs="Courier New" w:eastAsia="Courier New"/>
+        </w:rPr>
+        <w:t xml:space="preserve">build/mcu/boot.bin</w:t>
+      </w:r>
+      <w:r>
+        <w:t xml:space="preserve">, общий Intel HEX </w:t>
+      </w:r>
+      <w:r>
+        <w:rPr>
+          <w:rFonts w:ascii="Courier New" w:hAnsi="Courier New" w:cs="Courier New" w:eastAsia="Courier New"/>
+        </w:rPr>
+        <w:t xml:space="preserve">build/mcu/mgp8_full.hex</w:t>
+      </w:r>
+      <w:r>
+        <w:t xml:space="preserve">); проверка обновления на модели загрузчика — </w:t>
+      </w:r>
+      <w:r>
+        <w:rPr>
+          <w:rFonts w:ascii="Courier New" w:hAnsi="Courier New" w:cs="Courier New" w:eastAsia="Courier New"/>
+        </w:rPr>
+        <w:t xml:space="preserve">make boot-check</w:t>
       </w:r>
       <w:r>
         <w:t xml:space="preserve">.</w:t>
@@ -313,7 +405,7 @@
         <w:tab/>
       </w:r>
       <w:r>
-        <w:t xml:space="preserve">разработано и проверено на ПК вычислительное ядро ПО МК. Платформенная часть разрабатывается при изготовлении опытного образца: начальный запуск, драйверы UART, USB, CAN, SDMMC, загрузчик, планировщик задач;</w:t>
+        <w:t xml:space="preserve">вычислительное ядро ПО МК проверено на ПК, платформенная часть (начальный запуск, драйверы, загрузчик) — сборкой, оценкой стека и моделью загрузчика. Работа драйверов с аппаратурой проверяется на опытном образце. Не реализованы: запись на карту microSD в файловой системе (есть чтение и запись блоков), обработка команд по CAN (приёмопередатчик и контроль шины — есть), режим длительного накопления на МК (буферы не помещаются в ОЗУ, подраздел 4.3);</w:t>
       </w:r>
     </w:p>
     <w:p>
@@ -405,8 +497,8 @@
         <w:tblLook w:val="0000" w:firstRow="0" w:lastRow="0" w:firstColumn="0" w:lastColumn="0" w:noHBand="1" w:noVBand="1"/>
       </w:tblPr>
       <w:tblGrid>
-        <w:gridCol w:w="2082"/>
-        <w:gridCol w:w="7839"/>
+        <w:gridCol w:w="4096"/>
+        <w:gridCol w:w="5825"/>
       </w:tblGrid>
       <w:tr>
         <w:trPr>
@@ -415,7 +507,7 @@
         </w:trPr>
         <w:tc>
           <w:tcPr>
-            <w:tcW w:w="2082" w:type="dxa"/>
+            <w:tcW w:w="4096" w:type="dxa"/>
             <w:vAlign w:val="center"/>
           </w:tcPr>
           <w:p>
@@ -439,7 +531,7 @@
         </w:tc>
         <w:tc>
           <w:tcPr>
-            <w:tcW w:w="7839" w:type="dxa"/>
+            <w:tcW w:w="5825" w:type="dxa"/>
             <w:vAlign w:val="center"/>
           </w:tcPr>
           <w:p>
@@ -468,7 +560,7 @@
         </w:trPr>
         <w:tc>
           <w:tcPr>
-            <w:tcW w:w="2082" w:type="dxa"/>
+            <w:tcW w:w="4096" w:type="dxa"/>
             <w:vAlign w:val="center"/>
           </w:tcPr>
           <w:p>
@@ -493,7 +585,7 @@
         </w:tc>
         <w:tc>
           <w:tcPr>
-            <w:tcW w:w="7839" w:type="dxa"/>
+            <w:tcW w:w="5825" w:type="dxa"/>
             <w:vAlign w:val="center"/>
           </w:tcPr>
           <w:p>
@@ -522,7 +614,7 @@
         </w:trPr>
         <w:tc>
           <w:tcPr>
-            <w:tcW w:w="2082" w:type="dxa"/>
+            <w:tcW w:w="4096" w:type="dxa"/>
             <w:vAlign w:val="center"/>
           </w:tcPr>
           <w:p>
@@ -562,7 +654,7 @@
         </w:tc>
         <w:tc>
           <w:tcPr>
-            <w:tcW w:w="7839" w:type="dxa"/>
+            <w:tcW w:w="5825" w:type="dxa"/>
             <w:vAlign w:val="center"/>
           </w:tcPr>
           <w:p>
@@ -591,7 +683,7 @@
         </w:trPr>
         <w:tc>
           <w:tcPr>
-            <w:tcW w:w="2082" w:type="dxa"/>
+            <w:tcW w:w="4096" w:type="dxa"/>
             <w:vAlign w:val="center"/>
           </w:tcPr>
           <w:p>
@@ -616,7 +708,7 @@
         </w:tc>
         <w:tc>
           <w:tcPr>
-            <w:tcW w:w="7839" w:type="dxa"/>
+            <w:tcW w:w="5825" w:type="dxa"/>
             <w:vAlign w:val="center"/>
           </w:tcPr>
           <w:p>
@@ -645,7 +737,7 @@
         </w:trPr>
         <w:tc>
           <w:tcPr>
-            <w:tcW w:w="2082" w:type="dxa"/>
+            <w:tcW w:w="4096" w:type="dxa"/>
             <w:vAlign w:val="center"/>
           </w:tcPr>
           <w:p>
@@ -670,7 +762,7 @@
         </w:tc>
         <w:tc>
           <w:tcPr>
-            <w:tcW w:w="7839" w:type="dxa"/>
+            <w:tcW w:w="5825" w:type="dxa"/>
             <w:vAlign w:val="center"/>
           </w:tcPr>
           <w:p>
@@ -699,7 +791,7 @@
         </w:trPr>
         <w:tc>
           <w:tcPr>
-            <w:tcW w:w="2082" w:type="dxa"/>
+            <w:tcW w:w="4096" w:type="dxa"/>
             <w:vAlign w:val="center"/>
           </w:tcPr>
           <w:p>
@@ -724,7 +816,7 @@
         </w:tc>
         <w:tc>
           <w:tcPr>
-            <w:tcW w:w="7839" w:type="dxa"/>
+            <w:tcW w:w="5825" w:type="dxa"/>
             <w:vAlign w:val="center"/>
           </w:tcPr>
           <w:p>
@@ -753,7 +845,7 @@
         </w:trPr>
         <w:tc>
           <w:tcPr>
-            <w:tcW w:w="2082" w:type="dxa"/>
+            <w:tcW w:w="4096" w:type="dxa"/>
             <w:vAlign w:val="center"/>
           </w:tcPr>
           <w:p>
@@ -778,7 +870,7 @@
         </w:tc>
         <w:tc>
           <w:tcPr>
-            <w:tcW w:w="7839" w:type="dxa"/>
+            <w:tcW w:w="5825" w:type="dxa"/>
             <w:vAlign w:val="center"/>
           </w:tcPr>
           <w:p>
@@ -807,7 +899,7 @@
         </w:trPr>
         <w:tc>
           <w:tcPr>
-            <w:tcW w:w="2082" w:type="dxa"/>
+            <w:tcW w:w="4096" w:type="dxa"/>
             <w:vAlign w:val="center"/>
           </w:tcPr>
           <w:p>
@@ -832,7 +924,7 @@
         </w:tc>
         <w:tc>
           <w:tcPr>
-            <w:tcW w:w="7839" w:type="dxa"/>
+            <w:tcW w:w="5825" w:type="dxa"/>
             <w:vAlign w:val="center"/>
           </w:tcPr>
           <w:p>
@@ -861,7 +953,7 @@
         </w:trPr>
         <w:tc>
           <w:tcPr>
-            <w:tcW w:w="2082" w:type="dxa"/>
+            <w:tcW w:w="4096" w:type="dxa"/>
             <w:vAlign w:val="center"/>
           </w:tcPr>
           <w:p>
@@ -886,7 +978,7 @@
         </w:tc>
         <w:tc>
           <w:tcPr>
-            <w:tcW w:w="7839" w:type="dxa"/>
+            <w:tcW w:w="5825" w:type="dxa"/>
             <w:vAlign w:val="center"/>
           </w:tcPr>
           <w:p>
@@ -915,7 +1007,7 @@
         </w:trPr>
         <w:tc>
           <w:tcPr>
-            <w:tcW w:w="2082" w:type="dxa"/>
+            <w:tcW w:w="4096" w:type="dxa"/>
             <w:vAlign w:val="center"/>
           </w:tcPr>
           <w:p>
@@ -940,7 +1032,7 @@
         </w:tc>
         <w:tc>
           <w:tcPr>
-            <w:tcW w:w="7839" w:type="dxa"/>
+            <w:tcW w:w="5825" w:type="dxa"/>
             <w:vAlign w:val="center"/>
           </w:tcPr>
           <w:p>
@@ -969,7 +1061,7 @@
         </w:trPr>
         <w:tc>
           <w:tcPr>
-            <w:tcW w:w="2082" w:type="dxa"/>
+            <w:tcW w:w="4096" w:type="dxa"/>
             <w:vAlign w:val="center"/>
           </w:tcPr>
           <w:p>
@@ -994,7 +1086,7 @@
         </w:tc>
         <w:tc>
           <w:tcPr>
-            <w:tcW w:w="7839" w:type="dxa"/>
+            <w:tcW w:w="5825" w:type="dxa"/>
             <w:vAlign w:val="center"/>
           </w:tcPr>
           <w:p>
@@ -1023,7 +1115,7 @@
         </w:trPr>
         <w:tc>
           <w:tcPr>
-            <w:tcW w:w="2082" w:type="dxa"/>
+            <w:tcW w:w="4096" w:type="dxa"/>
             <w:vAlign w:val="center"/>
           </w:tcPr>
           <w:p>
@@ -1048,7 +1140,7 @@
         </w:tc>
         <w:tc>
           <w:tcPr>
-            <w:tcW w:w="7839" w:type="dxa"/>
+            <w:tcW w:w="5825" w:type="dxa"/>
             <w:vAlign w:val="center"/>
           </w:tcPr>
           <w:p>
@@ -1077,7 +1169,7 @@
         </w:trPr>
         <w:tc>
           <w:tcPr>
-            <w:tcW w:w="2082" w:type="dxa"/>
+            <w:tcW w:w="4096" w:type="dxa"/>
             <w:vAlign w:val="center"/>
           </w:tcPr>
           <w:p>
@@ -1102,7 +1194,7 @@
         </w:tc>
         <w:tc>
           <w:tcPr>
-            <w:tcW w:w="7839" w:type="dxa"/>
+            <w:tcW w:w="5825" w:type="dxa"/>
             <w:vAlign w:val="center"/>
           </w:tcPr>
           <w:p>
@@ -1131,7 +1223,7 @@
         </w:trPr>
         <w:tc>
           <w:tcPr>
-            <w:tcW w:w="2082" w:type="dxa"/>
+            <w:tcW w:w="4096" w:type="dxa"/>
             <w:vAlign w:val="center"/>
           </w:tcPr>
           <w:p>
@@ -1186,7 +1278,7 @@
         </w:tc>
         <w:tc>
           <w:tcPr>
-            <w:tcW w:w="7839" w:type="dxa"/>
+            <w:tcW w:w="5825" w:type="dxa"/>
             <w:vAlign w:val="center"/>
           </w:tcPr>
           <w:p>
@@ -1230,7 +1322,7 @@
         </w:trPr>
         <w:tc>
           <w:tcPr>
-            <w:tcW w:w="2082" w:type="dxa"/>
+            <w:tcW w:w="4096" w:type="dxa"/>
             <w:vAlign w:val="center"/>
           </w:tcPr>
           <w:p>
@@ -1255,7 +1347,7 @@
         </w:tc>
         <w:tc>
           <w:tcPr>
-            <w:tcW w:w="7839" w:type="dxa"/>
+            <w:tcW w:w="5825" w:type="dxa"/>
             <w:vAlign w:val="center"/>
           </w:tcPr>
           <w:p>
@@ -1284,7 +1376,7 @@
         </w:trPr>
         <w:tc>
           <w:tcPr>
-            <w:tcW w:w="2082" w:type="dxa"/>
+            <w:tcW w:w="4096" w:type="dxa"/>
             <w:vAlign w:val="center"/>
           </w:tcPr>
           <w:p>
@@ -1309,7 +1401,7 @@
         </w:tc>
         <w:tc>
           <w:tcPr>
-            <w:tcW w:w="7839" w:type="dxa"/>
+            <w:tcW w:w="5825" w:type="dxa"/>
             <w:vAlign w:val="center"/>
           </w:tcPr>
           <w:p>
@@ -1338,7 +1430,7 @@
         </w:trPr>
         <w:tc>
           <w:tcPr>
-            <w:tcW w:w="2082" w:type="dxa"/>
+            <w:tcW w:w="4096" w:type="dxa"/>
             <w:vAlign w:val="center"/>
           </w:tcPr>
           <w:p>
@@ -1363,7 +1455,7 @@
         </w:tc>
         <w:tc>
           <w:tcPr>
-            <w:tcW w:w="7839" w:type="dxa"/>
+            <w:tcW w:w="5825" w:type="dxa"/>
             <w:vAlign w:val="center"/>
           </w:tcPr>
           <w:p>
@@ -1392,7 +1484,7 @@
         </w:trPr>
         <w:tc>
           <w:tcPr>
-            <w:tcW w:w="2082" w:type="dxa"/>
+            <w:tcW w:w="4096" w:type="dxa"/>
             <w:vAlign w:val="center"/>
           </w:tcPr>
           <w:p>
@@ -1417,7 +1509,7 @@
         </w:tc>
         <w:tc>
           <w:tcPr>
-            <w:tcW w:w="7839" w:type="dxa"/>
+            <w:tcW w:w="5825" w:type="dxa"/>
             <w:vAlign w:val="center"/>
           </w:tcPr>
           <w:p>
@@ -1436,6 +1528,519 @@
                 <w:szCs w:val="18"/>
               </w:rPr>
               <w:t xml:space="preserve">модель ПЛИС для проверок на ПК</w:t>
+            </w:r>
+          </w:p>
+        </w:tc>
+      </w:tr>
+      <w:tr>
+        <w:trPr>
+          <w:cantSplit/>
+        </w:trPr>
+        <w:tc>
+          <w:tcPr>
+            <w:tcW w:w="4096" w:type="dxa"/>
+            <w:vAlign w:val="center"/>
+          </w:tcPr>
+          <w:p>
+            <w:pPr>
+              <w:spacing w:before="0" w:after="0" w:line="240" w:lineRule="auto"/>
+              <w:ind w:left="0" w:right="0" w:firstLine="0"/>
+              <w:jc w:val="left"/>
+              <w:rPr>
+                <w:sz w:val="18"/>
+                <w:szCs w:val="18"/>
+              </w:rPr>
+            </w:pPr>
+            <w:r>
+              <w:rPr>
+                <w:rFonts w:ascii="Courier New" w:hAnsi="Courier New" w:cs="Courier New" w:eastAsia="Courier New"/>
+                <w:sz w:val="18"/>
+                <w:szCs w:val="18"/>
+              </w:rPr>
+              <w:t xml:space="preserve">max2771.c</w:t>
+            </w:r>
+          </w:p>
+        </w:tc>
+        <w:tc>
+          <w:tcPr>
+            <w:tcW w:w="5825" w:type="dxa"/>
+            <w:vAlign w:val="center"/>
+          </w:tcPr>
+          <w:p>
+            <w:pPr>
+              <w:spacing w:before="0" w:after="0" w:line="240" w:lineRule="auto"/>
+              <w:ind w:left="0" w:right="0" w:firstLine="0"/>
+              <w:jc w:val="left"/>
+              <w:rPr>
+                <w:sz w:val="18"/>
+                <w:szCs w:val="18"/>
+              </w:rPr>
+            </w:pPr>
+            <w:r>
+              <w:rPr>
+                <w:sz w:val="18"/>
+                <w:szCs w:val="18"/>
+              </w:rPr>
+              <w:t xml:space="preserve">настройка ВЧ-приёмников MAX2771 по SPI через ПЛИС</w:t>
+            </w:r>
+          </w:p>
+        </w:tc>
+      </w:tr>
+      <w:tr>
+        <w:trPr>
+          <w:cantSplit/>
+        </w:trPr>
+        <w:tc>
+          <w:tcPr>
+            <w:tcW w:w="4096" w:type="dxa"/>
+            <w:vAlign w:val="center"/>
+          </w:tcPr>
+          <w:p>
+            <w:pPr>
+              <w:spacing w:before="0" w:after="0" w:line="240" w:lineRule="auto"/>
+              <w:ind w:left="0" w:right="0" w:firstLine="0"/>
+              <w:jc w:val="left"/>
+              <w:rPr>
+                <w:sz w:val="18"/>
+                <w:szCs w:val="18"/>
+              </w:rPr>
+            </w:pPr>
+            <w:r>
+              <w:rPr>
+                <w:rFonts w:ascii="Courier New" w:hAnsi="Courier New" w:cs="Courier New" w:eastAsia="Courier New"/>
+                <w:sz w:val="18"/>
+                <w:szCs w:val="18"/>
+              </w:rPr>
+              <w:t xml:space="preserve">app.c</w:t>
+            </w:r>
+          </w:p>
+        </w:tc>
+        <w:tc>
+          <w:tcPr>
+            <w:tcW w:w="5825" w:type="dxa"/>
+            <w:vAlign w:val="center"/>
+          </w:tcPr>
+          <w:p>
+            <w:pPr>
+              <w:spacing w:before="0" w:after="0" w:line="240" w:lineRule="auto"/>
+              <w:ind w:left="0" w:right="0" w:firstLine="0"/>
+              <w:jc w:val="left"/>
+              <w:rPr>
+                <w:sz w:val="18"/>
+                <w:szCs w:val="18"/>
+              </w:rPr>
+            </w:pPr>
+            <w:r>
+              <w:rPr>
+                <w:sz w:val="18"/>
+                <w:szCs w:val="18"/>
+              </w:rPr>
+              <w:t xml:space="preserve">прикладной уровень: инициализация ПЛИС и приёмника, обработка прерывания, решение и выдача</w:t>
+            </w:r>
+          </w:p>
+        </w:tc>
+      </w:tr>
+      <w:tr>
+        <w:trPr>
+          <w:cantSplit/>
+        </w:trPr>
+        <w:tc>
+          <w:tcPr>
+            <w:tcW w:w="4096" w:type="dxa"/>
+            <w:vAlign w:val="center"/>
+          </w:tcPr>
+          <w:p>
+            <w:pPr>
+              <w:spacing w:before="0" w:after="0" w:line="240" w:lineRule="auto"/>
+              <w:ind w:left="0" w:right="0" w:firstLine="0"/>
+              <w:jc w:val="left"/>
+              <w:rPr>
+                <w:sz w:val="18"/>
+                <w:szCs w:val="18"/>
+              </w:rPr>
+            </w:pPr>
+            <w:r>
+              <w:rPr>
+                <w:rFonts w:ascii="Courier New" w:hAnsi="Courier New" w:cs="Courier New" w:eastAsia="Courier New"/>
+                <w:sz w:val="18"/>
+                <w:szCs w:val="18"/>
+              </w:rPr>
+              <w:t xml:space="preserve">bootp.c</w:t>
+            </w:r>
+          </w:p>
+        </w:tc>
+        <w:tc>
+          <w:tcPr>
+            <w:tcW w:w="5825" w:type="dxa"/>
+            <w:vAlign w:val="center"/>
+          </w:tcPr>
+          <w:p>
+            <w:pPr>
+              <w:spacing w:before="0" w:after="0" w:line="240" w:lineRule="auto"/>
+              <w:ind w:left="0" w:right="0" w:firstLine="0"/>
+              <w:jc w:val="left"/>
+              <w:rPr>
+                <w:sz w:val="18"/>
+                <w:szCs w:val="18"/>
+              </w:rPr>
+            </w:pPr>
+            <w:r>
+              <w:rPr>
+                <w:sz w:val="18"/>
+                <w:szCs w:val="18"/>
+              </w:rPr>
+              <w:t xml:space="preserve">загрузчик: проверка образа, протокол обновления (</w:t>
+            </w:r>
+            <w:r>
+              <w:rPr>
+                <w:rFonts w:ascii="Courier New" w:hAnsi="Courier New" w:cs="Courier New" w:eastAsia="Courier New"/>
+                <w:sz w:val="18"/>
+                <w:szCs w:val="18"/>
+              </w:rPr>
+              <w:t xml:space="preserve">inc/bootp.h</w:t>
+            </w:r>
+            <w:r>
+              <w:rPr>
+                <w:sz w:val="18"/>
+                <w:szCs w:val="18"/>
+              </w:rPr>
+              <w:t xml:space="preserve">)</w:t>
+            </w:r>
+          </w:p>
+        </w:tc>
+      </w:tr>
+      <w:tr>
+        <w:trPr>
+          <w:cantSplit/>
+        </w:trPr>
+        <w:tc>
+          <w:tcPr>
+            <w:tcW w:w="4096" w:type="dxa"/>
+            <w:vAlign w:val="center"/>
+          </w:tcPr>
+          <w:p>
+            <w:pPr>
+              <w:spacing w:before="0" w:after="0" w:line="240" w:lineRule="auto"/>
+              <w:ind w:left="0" w:right="0" w:firstLine="0"/>
+              <w:jc w:val="left"/>
+              <w:rPr>
+                <w:sz w:val="18"/>
+                <w:szCs w:val="18"/>
+              </w:rPr>
+            </w:pPr>
+            <w:r>
+              <w:rPr>
+                <w:rFonts w:ascii="Courier New" w:hAnsi="Courier New" w:cs="Courier New" w:eastAsia="Courier New"/>
+                <w:sz w:val="18"/>
+                <w:szCs w:val="18"/>
+              </w:rPr>
+              <w:t xml:space="preserve">plat/startup.c</w:t>
+            </w:r>
+            <w:r>
+              <w:rPr>
+                <w:sz w:val="18"/>
+                <w:szCs w:val="18"/>
+              </w:rPr>
+              <w:t xml:space="preserve">, </w:t>
+            </w:r>
+            <w:r>
+              <w:rPr>
+                <w:rFonts w:ascii="Courier New" w:hAnsi="Courier New" w:cs="Courier New" w:eastAsia="Courier New"/>
+                <w:sz w:val="18"/>
+                <w:szCs w:val="18"/>
+              </w:rPr>
+              <w:t xml:space="preserve">plat/system.c</w:t>
+            </w:r>
+          </w:p>
+        </w:tc>
+        <w:tc>
+          <w:tcPr>
+            <w:tcW w:w="5825" w:type="dxa"/>
+            <w:vAlign w:val="center"/>
+          </w:tcPr>
+          <w:p>
+            <w:pPr>
+              <w:spacing w:before="0" w:after="0" w:line="240" w:lineRule="auto"/>
+              <w:ind w:left="0" w:right="0" w:firstLine="0"/>
+              <w:jc w:val="left"/>
+              <w:rPr>
+                <w:sz w:val="18"/>
+                <w:szCs w:val="18"/>
+              </w:rPr>
+            </w:pPr>
+            <w:r>
+              <w:rPr>
+                <w:sz w:val="18"/>
+                <w:szCs w:val="18"/>
+              </w:rPr>
+              <w:t xml:space="preserve">запуск, отказы; тактирование, MPU, кеши, SysTick, сторожевой таймер</w:t>
+            </w:r>
+          </w:p>
+        </w:tc>
+      </w:tr>
+      <w:tr>
+        <w:trPr>
+          <w:cantSplit/>
+        </w:trPr>
+        <w:tc>
+          <w:tcPr>
+            <w:tcW w:w="4096" w:type="dxa"/>
+            <w:vAlign w:val="center"/>
+          </w:tcPr>
+          <w:p>
+            <w:pPr>
+              <w:spacing w:before="0" w:after="0" w:line="240" w:lineRule="auto"/>
+              <w:ind w:left="0" w:right="0" w:firstLine="0"/>
+              <w:jc w:val="left"/>
+              <w:rPr>
+                <w:sz w:val="18"/>
+                <w:szCs w:val="18"/>
+              </w:rPr>
+            </w:pPr>
+            <w:r>
+              <w:rPr>
+                <w:rFonts w:ascii="Courier New" w:hAnsi="Courier New" w:cs="Courier New" w:eastAsia="Courier New"/>
+                <w:sz w:val="18"/>
+                <w:szCs w:val="18"/>
+              </w:rPr>
+              <w:t xml:space="preserve">plat/fmc.c</w:t>
+            </w:r>
+            <w:r>
+              <w:rPr>
+                <w:sz w:val="18"/>
+                <w:szCs w:val="18"/>
+              </w:rPr>
+              <w:t xml:space="preserve">, </w:t>
+            </w:r>
+            <w:r>
+              <w:rPr>
+                <w:rFonts w:ascii="Courier New" w:hAnsi="Courier New" w:cs="Courier New" w:eastAsia="Courier New"/>
+                <w:sz w:val="18"/>
+                <w:szCs w:val="18"/>
+              </w:rPr>
+              <w:t xml:space="preserve">plat/uart.c</w:t>
+            </w:r>
+            <w:r>
+              <w:rPr>
+                <w:sz w:val="18"/>
+                <w:szCs w:val="18"/>
+              </w:rPr>
+              <w:t xml:space="preserve">, </w:t>
+            </w:r>
+            <w:r>
+              <w:rPr>
+                <w:rFonts w:ascii="Courier New" w:hAnsi="Courier New" w:cs="Courier New" w:eastAsia="Courier New"/>
+                <w:sz w:val="18"/>
+                <w:szCs w:val="18"/>
+              </w:rPr>
+              <w:t xml:space="preserve">plat/can.c</w:t>
+            </w:r>
+            <w:r>
+              <w:rPr>
+                <w:sz w:val="18"/>
+                <w:szCs w:val="18"/>
+              </w:rPr>
+              <w:t xml:space="preserve">, </w:t>
+            </w:r>
+            <w:r>
+              <w:rPr>
+                <w:rFonts w:ascii="Courier New" w:hAnsi="Courier New" w:cs="Courier New" w:eastAsia="Courier New"/>
+                <w:sz w:val="18"/>
+                <w:szCs w:val="18"/>
+              </w:rPr>
+              <w:t xml:space="preserve">plat/sdmmc.c</w:t>
+            </w:r>
+            <w:r>
+              <w:rPr>
+                <w:sz w:val="18"/>
+                <w:szCs w:val="18"/>
+              </w:rPr>
+              <w:t xml:space="preserve">, </w:t>
+            </w:r>
+            <w:r>
+              <w:rPr>
+                <w:rFonts w:ascii="Courier New" w:hAnsi="Courier New" w:cs="Courier New" w:eastAsia="Courier New"/>
+                <w:sz w:val="18"/>
+                <w:szCs w:val="18"/>
+              </w:rPr>
+              <w:t xml:space="preserve">plat/adc.c</w:t>
+            </w:r>
+            <w:r>
+              <w:rPr>
+                <w:sz w:val="18"/>
+                <w:szCs w:val="18"/>
+              </w:rPr>
+              <w:t xml:space="preserve">, </w:t>
+            </w:r>
+            <w:r>
+              <w:rPr>
+                <w:rFonts w:ascii="Courier New" w:hAnsi="Courier New" w:cs="Courier New" w:eastAsia="Courier New"/>
+                <w:sz w:val="18"/>
+                <w:szCs w:val="18"/>
+              </w:rPr>
+              <w:t xml:space="preserve">plat/gpio.c</w:t>
+            </w:r>
+          </w:p>
+        </w:tc>
+        <w:tc>
+          <w:tcPr>
+            <w:tcW w:w="5825" w:type="dxa"/>
+            <w:vAlign w:val="center"/>
+          </w:tcPr>
+          <w:p>
+            <w:pPr>
+              <w:spacing w:before="0" w:after="0" w:line="240" w:lineRule="auto"/>
+              <w:ind w:left="0" w:right="0" w:firstLine="0"/>
+              <w:jc w:val="left"/>
+              <w:rPr>
+                <w:sz w:val="18"/>
+                <w:szCs w:val="18"/>
+              </w:rPr>
+            </w:pPr>
+            <w:r>
+              <w:rPr>
+                <w:sz w:val="18"/>
+                <w:szCs w:val="18"/>
+              </w:rPr>
+              <w:t xml:space="preserve">драйверы FMC (ПЛИС), UART, FDCAN, SDMMC, АЦП (защита антенны), выводов</w:t>
+            </w:r>
+          </w:p>
+        </w:tc>
+      </w:tr>
+      <w:tr>
+        <w:trPr>
+          <w:cantSplit/>
+        </w:trPr>
+        <w:tc>
+          <w:tcPr>
+            <w:tcW w:w="4096" w:type="dxa"/>
+            <w:vAlign w:val="center"/>
+          </w:tcPr>
+          <w:p>
+            <w:pPr>
+              <w:spacing w:before="0" w:after="0" w:line="240" w:lineRule="auto"/>
+              <w:ind w:left="0" w:right="0" w:firstLine="0"/>
+              <w:jc w:val="left"/>
+              <w:rPr>
+                <w:sz w:val="18"/>
+                <w:szCs w:val="18"/>
+              </w:rPr>
+            </w:pPr>
+            <w:r>
+              <w:rPr>
+                <w:rFonts w:ascii="Courier New" w:hAnsi="Courier New" w:cs="Courier New" w:eastAsia="Courier New"/>
+                <w:sz w:val="18"/>
+                <w:szCs w:val="18"/>
+              </w:rPr>
+              <w:t xml:space="preserve">plat/sched.c</w:t>
+            </w:r>
+            <w:r>
+              <w:rPr>
+                <w:sz w:val="18"/>
+                <w:szCs w:val="18"/>
+              </w:rPr>
+              <w:t xml:space="preserve">, </w:t>
+            </w:r>
+            <w:r>
+              <w:rPr>
+                <w:rFonts w:ascii="Courier New" w:hAnsi="Courier New" w:cs="Courier New" w:eastAsia="Courier New"/>
+                <w:sz w:val="18"/>
+                <w:szCs w:val="18"/>
+              </w:rPr>
+              <w:t xml:space="preserve">plat/main.c</w:t>
+            </w:r>
+          </w:p>
+        </w:tc>
+        <w:tc>
+          <w:tcPr>
+            <w:tcW w:w="5825" w:type="dxa"/>
+            <w:vAlign w:val="center"/>
+          </w:tcPr>
+          <w:p>
+            <w:pPr>
+              <w:spacing w:before="0" w:after="0" w:line="240" w:lineRule="auto"/>
+              <w:ind w:left="0" w:right="0" w:firstLine="0"/>
+              <w:jc w:val="left"/>
+              <w:rPr>
+                <w:sz w:val="18"/>
+                <w:szCs w:val="18"/>
+              </w:rPr>
+            </w:pPr>
+            <w:r>
+              <w:rPr>
+                <w:sz w:val="18"/>
+                <w:szCs w:val="18"/>
+              </w:rPr>
+              <w:t xml:space="preserve">планировщик фоновых задач; инициализация и задачи ПО МК</w:t>
+            </w:r>
+          </w:p>
+        </w:tc>
+      </w:tr>
+      <w:tr>
+        <w:trPr>
+          <w:cantSplit/>
+        </w:trPr>
+        <w:tc>
+          <w:tcPr>
+            <w:tcW w:w="4096" w:type="dxa"/>
+            <w:vAlign w:val="center"/>
+          </w:tcPr>
+          <w:p>
+            <w:pPr>
+              <w:spacing w:before="0" w:after="0" w:line="240" w:lineRule="auto"/>
+              <w:ind w:left="0" w:right="0" w:firstLine="0"/>
+              <w:jc w:val="left"/>
+              <w:rPr>
+                <w:sz w:val="18"/>
+                <w:szCs w:val="18"/>
+              </w:rPr>
+            </w:pPr>
+            <w:r>
+              <w:rPr>
+                <w:rFonts w:ascii="Courier New" w:hAnsi="Courier New" w:cs="Courier New" w:eastAsia="Courier New"/>
+                <w:sz w:val="18"/>
+                <w:szCs w:val="18"/>
+              </w:rPr>
+              <w:t xml:space="preserve">plat/boot.c</w:t>
+            </w:r>
+            <w:r>
+              <w:rPr>
+                <w:sz w:val="18"/>
+                <w:szCs w:val="18"/>
+              </w:rPr>
+              <w:t xml:space="preserve">, </w:t>
+            </w:r>
+            <w:r>
+              <w:rPr>
+                <w:rFonts w:ascii="Courier New" w:hAnsi="Courier New" w:cs="Courier New" w:eastAsia="Courier New"/>
+                <w:sz w:val="18"/>
+                <w:szCs w:val="18"/>
+              </w:rPr>
+              <w:t xml:space="preserve">plat/flash.c</w:t>
+            </w:r>
+          </w:p>
+        </w:tc>
+        <w:tc>
+          <w:tcPr>
+            <w:tcW w:w="5825" w:type="dxa"/>
+            <w:vAlign w:val="center"/>
+          </w:tcPr>
+          <w:p>
+            <w:pPr>
+              <w:spacing w:before="0" w:after="0" w:line="240" w:lineRule="auto"/>
+              <w:ind w:left="0" w:right="0" w:firstLine="0"/>
+              <w:jc w:val="left"/>
+              <w:rPr>
+                <w:sz w:val="18"/>
+                <w:szCs w:val="18"/>
+              </w:rPr>
+            </w:pPr>
+            <w:r>
+              <w:rPr>
+                <w:sz w:val="18"/>
+                <w:szCs w:val="18"/>
+              </w:rPr>
+              <w:t xml:space="preserve">загрузчик: запуск ПО МК, запись флеш-памяти</w:t>
             </w:r>
           </w:p>
         </w:tc>
@@ -3825,7 +4430,7 @@
         <w:pStyle w:val="EskdText"/>
       </w:pPr>
       <w:r>
-        <w:t xml:space="preserve">4.2 Для проверок на ПК: Linux, gcc (C99), Python 3 с пакетами numpy, pynmeagps, pyrtcm.</w:t>
+        <w:t xml:space="preserve">4.2 Для сборки и проверок на ПК: Linux или Windows (MSYS2 UCRT64), gcc (C99), arm-none-eabi-gcc (сборка для МК), Python 3 с пакетами numpy, pynmeagps, pyrtcm; для обновления ПО МК по UART — pyserial.</w:t>
       </w:r>
     </w:p>
     <w:p>
@@ -3833,55 +4438,639 @@
         <w:pStyle w:val="EskdText"/>
       </w:pPr>
       <w:r>
-        <w:t xml:space="preserve">4.3 Объём (вычислительное ядро, </w:t>
+        <w:t xml:space="preserve">4.3 Объём (</w:t>
       </w:r>
       <w:r>
         <w:rPr>
           <w:rFonts w:ascii="Courier New" w:hAnsi="Courier New" w:cs="Courier New" w:eastAsia="Courier New"/>
         </w:rPr>
-        <w:t xml:space="preserve">make -C sw/fw mcu</w:t>
+        <w:t xml:space="preserve">make -C sw/fw elf</w:t>
       </w:r>
       <w:r>
-        <w:t xml:space="preserve">, arm-none-eabi-gcc -O2, Cortex-M7):</w:t>
+        <w:t xml:space="preserve">, arm-none-eabi-gcc 16.1 -O2, Cortex-M7):</w:t>
       </w:r>
     </w:p>
     <w:p>
       <w:pPr>
         <w:pStyle w:val="EskdText"/>
-        <w:ind w:left="964" w:hanging="255"/>
+        <w:keepNext/>
+        <w:spacing w:before="80" w:after="40" w:line="282" w:lineRule="auto"/>
+        <w:ind w:left="0" w:right="0" w:firstLine="0"/>
+        <w:jc w:val="left"/>
       </w:pPr>
       <w:r>
-        <w:t xml:space="preserve">–</w:t>
-        <w:tab/>
+        <w:t xml:space="preserve">Таблица 2 — Размещение ПО МК в памяти</w:t>
       </w:r>
-      <w:r>
-        <w:t xml:space="preserve">код и константы — 427 КБ, из них таблицы дальномерных кодов 357 КБ;</w:t>
-      </w:r>
+    </w:p>
+    <w:tbl>
+      <w:tblPr>
+        <w:tblW w:w="9921" w:type="dxa"/>
+        <w:tblInd w:w="0" w:type="dxa"/>
+        <w:tblBorders>
+          <w:top w:val="single" w:sz="4" w:space="0" w:color="000000"/>
+          <w:left w:val="single" w:sz="4" w:space="0" w:color="000000"/>
+          <w:bottom w:val="single" w:sz="4" w:space="0" w:color="000000"/>
+          <w:right w:val="single" w:sz="4" w:space="0" w:color="000000"/>
+          <w:insideH w:val="single" w:sz="4" w:space="0" w:color="000000"/>
+          <w:insideV w:val="single" w:sz="4" w:space="0" w:color="000000"/>
+        </w:tblBorders>
+        <w:tblLayout w:type="fixed"/>
+        <w:tblCellMar>
+          <w:top w:w="28" w:type="dxa"/>
+          <w:left w:w="85" w:type="dxa"/>
+          <w:bottom w:w="28" w:type="dxa"/>
+          <w:right w:w="85" w:type="dxa"/>
+        </w:tblCellMar>
+        <w:tblLook w:val="0000" w:firstRow="0" w:lastRow="0" w:firstColumn="0" w:lastColumn="0" w:noHBand="1" w:noVBand="1"/>
+      </w:tblPr>
+      <w:tblGrid>
+        <w:gridCol w:w="2880"/>
+        <w:gridCol w:w="6241"/>
+        <w:gridCol w:w="800"/>
+      </w:tblGrid>
+      <w:tr>
+        <w:trPr>
+          <w:cantSplit/>
+          <w:tblHeader/>
+        </w:trPr>
+        <w:tc>
+          <w:tcPr>
+            <w:tcW w:w="2880" w:type="dxa"/>
+            <w:vAlign w:val="center"/>
+          </w:tcPr>
+          <w:p>
+            <w:pPr>
+              <w:spacing w:before="0" w:after="0" w:line="240" w:lineRule="auto"/>
+              <w:ind w:left="0" w:right="0" w:firstLine="0"/>
+              <w:jc w:val="center"/>
+              <w:rPr>
+                <w:sz w:val="18"/>
+                <w:szCs w:val="18"/>
+              </w:rPr>
+            </w:pPr>
+            <w:r>
+              <w:rPr>
+                <w:sz w:val="18"/>
+                <w:szCs w:val="18"/>
+              </w:rPr>
+              <w:t xml:space="preserve">Область</w:t>
+            </w:r>
+          </w:p>
+        </w:tc>
+        <w:tc>
+          <w:tcPr>
+            <w:tcW w:w="6241" w:type="dxa"/>
+            <w:vAlign w:val="center"/>
+          </w:tcPr>
+          <w:p>
+            <w:pPr>
+              <w:spacing w:before="0" w:after="0" w:line="240" w:lineRule="auto"/>
+              <w:ind w:left="0" w:right="0" w:firstLine="0"/>
+              <w:jc w:val="center"/>
+              <w:rPr>
+                <w:sz w:val="18"/>
+                <w:szCs w:val="18"/>
+              </w:rPr>
+            </w:pPr>
+            <w:r>
+              <w:rPr>
+                <w:sz w:val="18"/>
+                <w:szCs w:val="18"/>
+              </w:rPr>
+              <w:t xml:space="preserve">Содержимое</w:t>
+            </w:r>
+          </w:p>
+        </w:tc>
+        <w:tc>
+          <w:tcPr>
+            <w:tcW w:w="800" w:type="dxa"/>
+            <w:vAlign w:val="center"/>
+          </w:tcPr>
+          <w:p>
+            <w:pPr>
+              <w:spacing w:before="0" w:after="0" w:line="240" w:lineRule="auto"/>
+              <w:ind w:left="0" w:right="0" w:firstLine="0"/>
+              <w:jc w:val="center"/>
+              <w:rPr>
+                <w:sz w:val="18"/>
+                <w:szCs w:val="18"/>
+              </w:rPr>
+            </w:pPr>
+            <w:r>
+              <w:rPr>
+                <w:sz w:val="18"/>
+                <w:szCs w:val="18"/>
+              </w:rPr>
+              <w:t xml:space="preserve">Занято</w:t>
+            </w:r>
+          </w:p>
+        </w:tc>
+      </w:tr>
+      <w:tr>
+        <w:trPr>
+          <w:cantSplit/>
+        </w:trPr>
+        <w:tc>
+          <w:tcPr>
+            <w:tcW w:w="2880" w:type="dxa"/>
+            <w:vAlign w:val="center"/>
+          </w:tcPr>
+          <w:p>
+            <w:pPr>
+              <w:spacing w:before="0" w:after="0" w:line="240" w:lineRule="auto"/>
+              <w:ind w:left="0" w:right="0" w:firstLine="0"/>
+              <w:jc w:val="left"/>
+              <w:rPr>
+                <w:sz w:val="18"/>
+                <w:szCs w:val="18"/>
+              </w:rPr>
+            </w:pPr>
+            <w:r>
+              <w:rPr>
+                <w:sz w:val="18"/>
+                <w:szCs w:val="18"/>
+              </w:rPr>
+              <w:t xml:space="preserve">Флеш-память 0x08000000 (128 КБ)</w:t>
+            </w:r>
+          </w:p>
+        </w:tc>
+        <w:tc>
+          <w:tcPr>
+            <w:tcW w:w="6241" w:type="dxa"/>
+            <w:vAlign w:val="center"/>
+          </w:tcPr>
+          <w:p>
+            <w:pPr>
+              <w:spacing w:before="0" w:after="0" w:line="240" w:lineRule="auto"/>
+              <w:ind w:left="0" w:right="0" w:firstLine="0"/>
+              <w:jc w:val="left"/>
+              <w:rPr>
+                <w:sz w:val="18"/>
+                <w:szCs w:val="18"/>
+              </w:rPr>
+            </w:pPr>
+            <w:r>
+              <w:rPr>
+                <w:sz w:val="18"/>
+                <w:szCs w:val="18"/>
+              </w:rPr>
+              <w:t xml:space="preserve">загрузчик</w:t>
+            </w:r>
+          </w:p>
+        </w:tc>
+        <w:tc>
+          <w:tcPr>
+            <w:tcW w:w="800" w:type="dxa"/>
+            <w:vAlign w:val="center"/>
+          </w:tcPr>
+          <w:p>
+            <w:pPr>
+              <w:spacing w:before="0" w:after="0" w:line="240" w:lineRule="auto"/>
+              <w:ind w:left="0" w:right="0" w:firstLine="0"/>
+              <w:jc w:val="left"/>
+              <w:rPr>
+                <w:sz w:val="18"/>
+                <w:szCs w:val="18"/>
+              </w:rPr>
+            </w:pPr>
+            <w:r>
+              <w:rPr>
+                <w:sz w:val="18"/>
+                <w:szCs w:val="18"/>
+              </w:rPr>
+              <w:t xml:space="preserve">8,3 КБ</w:t>
+            </w:r>
+          </w:p>
+        </w:tc>
+      </w:tr>
+      <w:tr>
+        <w:trPr>
+          <w:cantSplit/>
+        </w:trPr>
+        <w:tc>
+          <w:tcPr>
+            <w:tcW w:w="2880" w:type="dxa"/>
+            <w:vAlign w:val="center"/>
+          </w:tcPr>
+          <w:p>
+            <w:pPr>
+              <w:spacing w:before="0" w:after="0" w:line="240" w:lineRule="auto"/>
+              <w:ind w:left="0" w:right="0" w:firstLine="0"/>
+              <w:jc w:val="left"/>
+              <w:rPr>
+                <w:sz w:val="18"/>
+                <w:szCs w:val="18"/>
+              </w:rPr>
+            </w:pPr>
+            <w:r>
+              <w:rPr>
+                <w:sz w:val="18"/>
+                <w:szCs w:val="18"/>
+              </w:rPr>
+              <w:t xml:space="preserve">Флеш-память 0x08020000 (1920 КБ)</w:t>
+            </w:r>
+          </w:p>
+        </w:tc>
+        <w:tc>
+          <w:tcPr>
+            <w:tcW w:w="6241" w:type="dxa"/>
+            <w:vAlign w:val="center"/>
+          </w:tcPr>
+          <w:p>
+            <w:pPr>
+              <w:spacing w:before="0" w:after="0" w:line="240" w:lineRule="auto"/>
+              <w:ind w:left="0" w:right="0" w:firstLine="0"/>
+              <w:jc w:val="left"/>
+              <w:rPr>
+                <w:sz w:val="18"/>
+                <w:szCs w:val="18"/>
+              </w:rPr>
+            </w:pPr>
+            <w:r>
+              <w:rPr>
+                <w:sz w:val="18"/>
+                <w:szCs w:val="18"/>
+              </w:rPr>
+              <w:t xml:space="preserve">ПО МК: код, таблицы дальномерных кодов (357 КБ)</w:t>
+            </w:r>
+          </w:p>
+        </w:tc>
+        <w:tc>
+          <w:tcPr>
+            <w:tcW w:w="800" w:type="dxa"/>
+            <w:vAlign w:val="center"/>
+          </w:tcPr>
+          <w:p>
+            <w:pPr>
+              <w:spacing w:before="0" w:after="0" w:line="240" w:lineRule="auto"/>
+              <w:ind w:left="0" w:right="0" w:firstLine="0"/>
+              <w:jc w:val="left"/>
+              <w:rPr>
+                <w:sz w:val="18"/>
+                <w:szCs w:val="18"/>
+              </w:rPr>
+            </w:pPr>
+            <w:r>
+              <w:rPr>
+                <w:sz w:val="18"/>
+                <w:szCs w:val="18"/>
+              </w:rPr>
+              <w:t xml:space="preserve">446 КБ</w:t>
+            </w:r>
+          </w:p>
+        </w:tc>
+      </w:tr>
+      <w:tr>
+        <w:trPr>
+          <w:cantSplit/>
+        </w:trPr>
+        <w:tc>
+          <w:tcPr>
+            <w:tcW w:w="2880" w:type="dxa"/>
+            <w:vAlign w:val="center"/>
+          </w:tcPr>
+          <w:p>
+            <w:pPr>
+              <w:spacing w:before="0" w:after="0" w:line="240" w:lineRule="auto"/>
+              <w:ind w:left="0" w:right="0" w:firstLine="0"/>
+              <w:jc w:val="left"/>
+              <w:rPr>
+                <w:sz w:val="18"/>
+                <w:szCs w:val="18"/>
+              </w:rPr>
+            </w:pPr>
+            <w:r>
+              <w:rPr>
+                <w:sz w:val="18"/>
+                <w:szCs w:val="18"/>
+              </w:rPr>
+              <w:t xml:space="preserve">DTCM 0x20000000 (128 КБ)</w:t>
+            </w:r>
+          </w:p>
+        </w:tc>
+        <w:tc>
+          <w:tcPr>
+            <w:tcW w:w="6241" w:type="dxa"/>
+            <w:vAlign w:val="center"/>
+          </w:tcPr>
+          <w:p>
+            <w:pPr>
+              <w:spacing w:before="0" w:after="0" w:line="240" w:lineRule="auto"/>
+              <w:ind w:left="0" w:right="0" w:firstLine="0"/>
+              <w:jc w:val="left"/>
+              <w:rPr>
+                <w:sz w:val="18"/>
+                <w:szCs w:val="18"/>
+              </w:rPr>
+            </w:pPr>
+            <w:r>
+              <w:rPr>
+                <w:sz w:val="18"/>
+                <w:szCs w:val="18"/>
+              </w:rPr>
+              <w:t xml:space="preserve">стек 31,5 КБ, снимки отсчётов 4 × 24 КБ, общая область загрузчика 256 байт</w:t>
+            </w:r>
+          </w:p>
+        </w:tc>
+        <w:tc>
+          <w:tcPr>
+            <w:tcW w:w="800" w:type="dxa"/>
+            <w:vAlign w:val="center"/>
+          </w:tcPr>
+          <w:p>
+            <w:pPr>
+              <w:spacing w:before="0" w:after="0" w:line="240" w:lineRule="auto"/>
+              <w:ind w:left="0" w:right="0" w:firstLine="0"/>
+              <w:jc w:val="left"/>
+              <w:rPr>
+                <w:sz w:val="18"/>
+                <w:szCs w:val="18"/>
+              </w:rPr>
+            </w:pPr>
+            <w:r>
+              <w:rPr>
+                <w:sz w:val="18"/>
+                <w:szCs w:val="18"/>
+              </w:rPr>
+              <w:t xml:space="preserve">99,8 %</w:t>
+            </w:r>
+          </w:p>
+        </w:tc>
+      </w:tr>
+      <w:tr>
+        <w:trPr>
+          <w:cantSplit/>
+        </w:trPr>
+        <w:tc>
+          <w:tcPr>
+            <w:tcW w:w="2880" w:type="dxa"/>
+            <w:vAlign w:val="center"/>
+          </w:tcPr>
+          <w:p>
+            <w:pPr>
+              <w:spacing w:before="0" w:after="0" w:line="240" w:lineRule="auto"/>
+              <w:ind w:left="0" w:right="0" w:firstLine="0"/>
+              <w:jc w:val="left"/>
+              <w:rPr>
+                <w:sz w:val="18"/>
+                <w:szCs w:val="18"/>
+              </w:rPr>
+            </w:pPr>
+            <w:r>
+              <w:rPr>
+                <w:sz w:val="18"/>
+                <w:szCs w:val="18"/>
+              </w:rPr>
+              <w:t xml:space="preserve">AXI SRAM 0x24000000 (512 КБ)</w:t>
+            </w:r>
+          </w:p>
+        </w:tc>
+        <w:tc>
+          <w:tcPr>
+            <w:tcW w:w="6241" w:type="dxa"/>
+            <w:vAlign w:val="center"/>
+          </w:tcPr>
+          <w:p>
+            <w:pPr>
+              <w:spacing w:before="0" w:after="0" w:line="240" w:lineRule="auto"/>
+              <w:ind w:left="0" w:right="0" w:firstLine="0"/>
+              <w:jc w:val="left"/>
+              <w:rPr>
+                <w:sz w:val="18"/>
+                <w:szCs w:val="18"/>
+              </w:rPr>
+            </w:pPr>
+            <w:r>
+              <w:rPr>
+                <w:sz w:val="18"/>
+                <w:szCs w:val="18"/>
+              </w:rPr>
+              <w:t xml:space="preserve">буферы захвата 384 КБ, спектр, данные, куча 16 КБ</w:t>
+            </w:r>
+          </w:p>
+        </w:tc>
+        <w:tc>
+          <w:tcPr>
+            <w:tcW w:w="800" w:type="dxa"/>
+            <w:vAlign w:val="center"/>
+          </w:tcPr>
+          <w:p>
+            <w:pPr>
+              <w:spacing w:before="0" w:after="0" w:line="240" w:lineRule="auto"/>
+              <w:ind w:left="0" w:right="0" w:firstLine="0"/>
+              <w:jc w:val="left"/>
+              <w:rPr>
+                <w:sz w:val="18"/>
+                <w:szCs w:val="18"/>
+              </w:rPr>
+            </w:pPr>
+            <w:r>
+              <w:rPr>
+                <w:sz w:val="18"/>
+                <w:szCs w:val="18"/>
+              </w:rPr>
+              <w:t xml:space="preserve">87 %</w:t>
+            </w:r>
+          </w:p>
+        </w:tc>
+      </w:tr>
+      <w:tr>
+        <w:trPr>
+          <w:cantSplit/>
+        </w:trPr>
+        <w:tc>
+          <w:tcPr>
+            <w:tcW w:w="2880" w:type="dxa"/>
+            <w:vAlign w:val="center"/>
+          </w:tcPr>
+          <w:p>
+            <w:pPr>
+              <w:spacing w:before="0" w:after="0" w:line="240" w:lineRule="auto"/>
+              <w:ind w:left="0" w:right="0" w:firstLine="0"/>
+              <w:jc w:val="left"/>
+              <w:rPr>
+                <w:sz w:val="18"/>
+                <w:szCs w:val="18"/>
+              </w:rPr>
+            </w:pPr>
+            <w:r>
+              <w:rPr>
+                <w:sz w:val="18"/>
+                <w:szCs w:val="18"/>
+              </w:rPr>
+              <w:t xml:space="preserve">SRAM1–3 0x30000000 (288 КБ)</w:t>
+            </w:r>
+          </w:p>
+        </w:tc>
+        <w:tc>
+          <w:tcPr>
+            <w:tcW w:w="6241" w:type="dxa"/>
+            <w:vAlign w:val="center"/>
+          </w:tcPr>
+          <w:p>
+            <w:pPr>
+              <w:spacing w:before="0" w:after="0" w:line="240" w:lineRule="auto"/>
+              <w:ind w:left="0" w:right="0" w:firstLine="0"/>
+              <w:jc w:val="left"/>
+              <w:rPr>
+                <w:sz w:val="18"/>
+                <w:szCs w:val="18"/>
+              </w:rPr>
+            </w:pPr>
+            <w:r>
+              <w:rPr>
+                <w:sz w:val="18"/>
+                <w:szCs w:val="18"/>
+              </w:rPr>
+              <w:t xml:space="preserve">состояние приёмника </w:t>
+            </w:r>
+            <w:r>
+              <w:rPr>
+                <w:rFonts w:ascii="Courier New" w:hAnsi="Courier New" w:cs="Courier New" w:eastAsia="Courier New"/>
+                <w:sz w:val="18"/>
+                <w:szCs w:val="18"/>
+              </w:rPr>
+              <w:t xml:space="preserve">rx_t</w:t>
+            </w:r>
+          </w:p>
+        </w:tc>
+        <w:tc>
+          <w:tcPr>
+            <w:tcW w:w="800" w:type="dxa"/>
+            <w:vAlign w:val="center"/>
+          </w:tcPr>
+          <w:p>
+            <w:pPr>
+              <w:spacing w:before="0" w:after="0" w:line="240" w:lineRule="auto"/>
+              <w:ind w:left="0" w:right="0" w:firstLine="0"/>
+              <w:jc w:val="left"/>
+              <w:rPr>
+                <w:sz w:val="18"/>
+                <w:szCs w:val="18"/>
+              </w:rPr>
+            </w:pPr>
+            <w:r>
+              <w:rPr>
+                <w:sz w:val="18"/>
+                <w:szCs w:val="18"/>
+              </w:rPr>
+              <w:t xml:space="preserve">87 %</w:t>
+            </w:r>
+          </w:p>
+        </w:tc>
+      </w:tr>
+      <w:tr>
+        <w:trPr>
+          <w:cantSplit/>
+        </w:trPr>
+        <w:tc>
+          <w:tcPr>
+            <w:tcW w:w="2880" w:type="dxa"/>
+            <w:vAlign w:val="center"/>
+          </w:tcPr>
+          <w:p>
+            <w:pPr>
+              <w:spacing w:before="0" w:after="0" w:line="240" w:lineRule="auto"/>
+              <w:ind w:left="0" w:right="0" w:firstLine="0"/>
+              <w:jc w:val="left"/>
+              <w:rPr>
+                <w:sz w:val="18"/>
+                <w:szCs w:val="18"/>
+              </w:rPr>
+            </w:pPr>
+            <w:r>
+              <w:rPr>
+                <w:sz w:val="18"/>
+                <w:szCs w:val="18"/>
+              </w:rPr>
+              <w:t xml:space="preserve">SRAM4 0x38000000 (64 КБ)</w:t>
+            </w:r>
+          </w:p>
+        </w:tc>
+        <w:tc>
+          <w:tcPr>
+            <w:tcW w:w="6241" w:type="dxa"/>
+            <w:vAlign w:val="center"/>
+          </w:tcPr>
+          <w:p>
+            <w:pPr>
+              <w:spacing w:before="0" w:after="0" w:line="240" w:lineRule="auto"/>
+              <w:ind w:left="0" w:right="0" w:firstLine="0"/>
+              <w:jc w:val="left"/>
+              <w:rPr>
+                <w:sz w:val="18"/>
+                <w:szCs w:val="18"/>
+              </w:rPr>
+            </w:pPr>
+            <w:r>
+              <w:rPr>
+                <w:sz w:val="18"/>
+                <w:szCs w:val="18"/>
+              </w:rPr>
+              <w:t xml:space="preserve">копии измерений и эфемерид для решения</w:t>
+            </w:r>
+          </w:p>
+        </w:tc>
+        <w:tc>
+          <w:tcPr>
+            <w:tcW w:w="800" w:type="dxa"/>
+            <w:vAlign w:val="center"/>
+          </w:tcPr>
+          <w:p>
+            <w:pPr>
+              <w:spacing w:before="0" w:after="0" w:line="240" w:lineRule="auto"/>
+              <w:ind w:left="0" w:right="0" w:firstLine="0"/>
+              <w:jc w:val="left"/>
+              <w:rPr>
+                <w:sz w:val="18"/>
+                <w:szCs w:val="18"/>
+              </w:rPr>
+            </w:pPr>
+            <w:r>
+              <w:rPr>
+                <w:sz w:val="18"/>
+                <w:szCs w:val="18"/>
+              </w:rPr>
+              <w:t xml:space="preserve">59 %</w:t>
+            </w:r>
+          </w:p>
+        </w:tc>
+      </w:tr>
+    </w:tbl>
+    <w:p>
+      <w:pPr>
+        <w:spacing w:before="0" w:after="0" w:line="80" w:lineRule="exact"/>
+        <w:ind w:left="0" w:right="0" w:firstLine="0"/>
+        <w:rPr>
+          <w:sz w:val="2"/>
+          <w:szCs w:val="2"/>
+        </w:rPr>
+      </w:pPr>
     </w:p>
     <w:p>
       <w:pPr>
         <w:pStyle w:val="EskdText"/>
-        <w:ind w:left="964" w:hanging="255"/>
       </w:pPr>
       <w:r>
-        <w:t xml:space="preserve">–</w:t>
-        <w:tab/>
+        <w:t xml:space="preserve">Наибольшая глубина стека (</w:t>
       </w:r>
       <w:r>
-        <w:t xml:space="preserve">статические данные — 452 КБ, из них буферы захвата 395 КБ;</w:t>
-      </w:r>
-    </w:p>
-    <w:p>
-      <w:pPr>
-        <w:pStyle w:val="EskdText"/>
-        <w:ind w:left="964" w:hanging="255"/>
-      </w:pPr>
-      <w:r>
-        <w:t xml:space="preserve">–</w:t>
-        <w:tab/>
+        <w:rPr>
+          <w:rFonts w:ascii="Courier New" w:hAnsi="Courier New" w:cs="Courier New" w:eastAsia="Courier New"/>
+        </w:rPr>
+        <w:t xml:space="preserve">tools/stack_check.py</w:t>
       </w:r>
       <w:r>
-        <w:t xml:space="preserve">буферы режима длительного накопления — 384 КБ на группу из 8 PRN, выделяются в SRAM1–3 и DTCM.</w:t>
+        <w:t xml:space="preserve">, вызывается из </w:t>
+      </w:r>
+      <w:r>
+        <w:rPr>
+          <w:rFonts w:ascii="Courier New" w:hAnsi="Courier New" w:cs="Courier New" w:eastAsia="Courier New"/>
+        </w:rPr>
+        <w:t xml:space="preserve">make elf</w:t>
+      </w:r>
+      <w:r>
+        <w:t xml:space="preserve">): 11,8 КБ из 31,5 КБ — фон 1,7 КБ, решение (PendSV) 6,7 КБ, прерывание ПЛИС 3,1 КБ, остальные уровни с кадрами исключения — 0,5 КБ.</w:t>
       </w:r>
     </w:p>
     <w:p>
@@ -3889,7 +5078,7 @@
         <w:pStyle w:val="EskdText"/>
       </w:pPr>
       <w:r>
-        <w:t xml:space="preserve">Всего ОЗУ около 836 КБ из 1 МБ, флеш-памяти — около 0,43 МБ из 2 МБ.</w:t>
+        <w:t xml:space="preserve">Буферы режима длительного накопления (384 КБ на группу из 8 PRN) не помещаются. Их можно разместить на месте буферов обычного захвата того же объёма (режимы не работают одновременно) или исключить, перенеся БПФ захвата в ПЛИС.</w:t>
       </w:r>
     </w:p>
     <w:p>
@@ -3905,7 +5094,25 @@
         <w:pStyle w:val="EskdText"/>
       </w:pPr>
       <w:r>
-        <w:t xml:space="preserve">5.1 ПО МК загружается во флеш-память МК через SWD или через загрузчик по USB/UART. Конфигурация ПЛИС хранится во флеш-памяти W25Q128 и загружается ПЛИС при включении.</w:t>
+        <w:t xml:space="preserve">5.1 ПО МК загружается во флеш-память МК через SWD (общий файл </w:t>
+      </w:r>
+      <w:r>
+        <w:rPr>
+          <w:rFonts w:ascii="Courier New" w:hAnsi="Courier New" w:cs="Courier New" w:eastAsia="Courier New"/>
+        </w:rPr>
+        <w:t xml:space="preserve">mgp8_full.hex</w:t>
+      </w:r>
+      <w:r>
+        <w:t xml:space="preserve">: загрузчик и ПО МК) или через загрузчик по порту GPS либо отладочному UART (115200 бит/с): </w:t>
+      </w:r>
+      <w:r>
+        <w:rPr>
+          <w:rFonts w:ascii="Courier New" w:hAnsi="Courier New" w:cs="Courier New" w:eastAsia="Courier New"/>
+        </w:rPr>
+        <w:t xml:space="preserve">tools/mgp8_flash.py --port &lt;порт&gt; build/mcu/mgp8.bin</w:t>
+      </w:r>
+      <w:r>
+        <w:t xml:space="preserve">. Загрузчик проверяет заголовок и CRC-32 образа при каждом включении; при неверном образе остаётся в режиме обновления. Сторожевой таймер — 4 с (ПО МК) и 20 с (загрузчик). Конфигурация ПЛИС хранится во флеш-памяти W25Q128 и загружается ПЛИС при включении.</w:t>
       </w:r>
     </w:p>
     <w:p>

--- a/gnss_receiver/kd/ШИВА.00001-01 13 01.docx
+++ b/gnss_receiver/kd/ШИВА.00001-01 13 01.docx
@@ -293,6 +293,19 @@
         <w:tab/>
       </w:r>
       <w:r>
+        <w:t xml:space="preserve">захват слабых сигналов на ускорителе ПЛИС: загрузка спектра копии, перебор PRN и ячеек доплера, решение по накопленной мощности;</w:t>
+      </w:r>
+    </w:p>
+    <w:p>
+      <w:pPr>
+        <w:pStyle w:val="EskdText"/>
+        <w:ind w:left="964" w:hanging="255"/>
+      </w:pPr>
+      <w:r>
+        <w:t xml:space="preserve">–</w:t>
+        <w:tab/>
+      </w:r>
+      <w:r>
         <w:t xml:space="preserve">слежение по результатам аппаратного коррелятора (80 каналов);</w:t>
       </w:r>
     </w:p>
@@ -405,7 +418,25 @@
         <w:tab/>
       </w:r>
       <w:r>
-        <w:t xml:space="preserve">вычислительное ядро ПО МК проверено на ПК, платформенная часть (начальный запуск, драйверы, загрузчик) — сборкой, оценкой стека и моделью загрузчика. Работа драйверов с аппаратурой проверяется на опытном образце. Не реализованы: запись на карту microSD в файловой системе (есть чтение и запись блоков), обработка команд по CAN (приёмопередатчик и контроль шины — есть), режим длительного накопления на МК (буферы не помещаются в ОЗУ, подраздел 4.3);</w:t>
+        <w:t xml:space="preserve">вычислительное ядро ПО МК проверено на ПК, платформенная часть (начальный запуск, драйверы, загрузчик) — сборкой, оценкой стека и моделью загрузчика. Работа драйверов с аппаратурой проверяется на опытном образце. Не реализованы: запись на карту microSD в файловой системе (есть чтение и запись блоков), обработка команд по CAN (приёмопередатчик и контроль шины — есть), режим длительного накопления на МК (буферы не помещаются в ОЗУ, подраздел 4.3; на пороговом уровне поиск ведёт ускоритель ПЛИС, драйвер </w:t>
+      </w:r>
+      <w:r>
+        <w:rPr>
+          <w:rFonts w:ascii="Courier New" w:hAnsi="Courier New" w:cs="Courier New" w:eastAsia="Courier New"/>
+        </w:rPr>
+        <w:t xml:space="preserve">acq_hw_*</w:t>
+      </w:r>
+      <w:r>
+        <w:t xml:space="preserve">), включение ускорителя в фоновый поиск </w:t>
+      </w:r>
+      <w:r>
+        <w:rPr>
+          <w:rFonts w:ascii="Courier New" w:hAnsi="Courier New" w:cs="Courier New" w:eastAsia="Courier New"/>
+        </w:rPr>
+        <w:t xml:space="preserve">app.c</w:t>
+      </w:r>
+      <w:r>
+        <w:t xml:space="preserve">;</w:t>
       </w:r>
     </w:p>
     <w:p>
@@ -780,7 +811,7 @@
                 <w:sz w:val="18"/>
                 <w:szCs w:val="18"/>
               </w:rPr>
-              <w:t xml:space="preserve">захват: параллельный поиск по задержке с БПФ; режим длительного накопления; снимки</w:t>
+              <w:t xml:space="preserve">захват: параллельный поиск по задержке с БПФ; режим длительного накопления; снимки; драйвер ускорителя захвата ПЛИС</w:t>
             </w:r>
           </w:p>
         </w:tc>
@@ -1528,6 +1559,75 @@
                 <w:szCs w:val="18"/>
               </w:rPr>
               <w:t xml:space="preserve">модель ПЛИС для проверок на ПК</w:t>
+            </w:r>
+          </w:p>
+        </w:tc>
+      </w:tr>
+      <w:tr>
+        <w:trPr>
+          <w:cantSplit/>
+        </w:trPr>
+        <w:tc>
+          <w:tcPr>
+            <w:tcW w:w="4096" w:type="dxa"/>
+            <w:vAlign w:val="center"/>
+          </w:tcPr>
+          <w:p>
+            <w:pPr>
+              <w:spacing w:before="0" w:after="0" w:line="240" w:lineRule="auto"/>
+              <w:ind w:left="0" w:right="0" w:firstLine="0"/>
+              <w:jc w:val="left"/>
+              <w:rPr>
+                <w:sz w:val="18"/>
+                <w:szCs w:val="18"/>
+              </w:rPr>
+            </w:pPr>
+            <w:r>
+              <w:rPr>
+                <w:rFonts w:ascii="Courier New" w:hAnsi="Courier New" w:cs="Courier New" w:eastAsia="Courier New"/>
+                <w:sz w:val="18"/>
+                <w:szCs w:val="18"/>
+              </w:rPr>
+              <w:t xml:space="preserve">acqf_sim.c</w:t>
+            </w:r>
+          </w:p>
+        </w:tc>
+        <w:tc>
+          <w:tcPr>
+            <w:tcW w:w="5825" w:type="dxa"/>
+            <w:vAlign w:val="center"/>
+          </w:tcPr>
+          <w:p>
+            <w:pPr>
+              <w:spacing w:before="0" w:after="0" w:line="240" w:lineRule="auto"/>
+              <w:ind w:left="0" w:right="0" w:firstLine="0"/>
+              <w:jc w:val="left"/>
+              <w:rPr>
+                <w:sz w:val="18"/>
+                <w:szCs w:val="18"/>
+              </w:rPr>
+            </w:pPr>
+            <w:r>
+              <w:rPr>
+                <w:sz w:val="18"/>
+                <w:szCs w:val="18"/>
+              </w:rPr>
+              <w:t xml:space="preserve">битово-точная модель ускорителя захвата ПЛИС (в модели ПЛИС и в генераторе эталонов теста RTL </w:t>
+            </w:r>
+            <w:r>
+              <w:rPr>
+                <w:rFonts w:ascii="Courier New" w:hAnsi="Courier New" w:cs="Courier New" w:eastAsia="Courier New"/>
+                <w:sz w:val="18"/>
+                <w:szCs w:val="18"/>
+              </w:rPr>
+              <w:t xml:space="preserve">fpga/tb/gen_acq.c</w:t>
+            </w:r>
+            <w:r>
+              <w:rPr>
+                <w:sz w:val="18"/>
+                <w:szCs w:val="18"/>
+              </w:rPr>
+              <w:t xml:space="preserve">)</w:t>
             </w:r>
           </w:p>
         </w:tc>
@@ -2521,6 +2621,98 @@
       </w:r>
       <w:r>
         <w:t xml:space="preserve"> Потоковое накопление K периодов (до 256) по свежим снимкам для группы PRN. Решение принимается по критерию постоянной вероятности ложной тревоги: z = (пик / среднее − 1)·√K &gt; 6,5. Буферы для группы из 8 PRN — 384 КБ.</w:t>
+      </w:r>
+    </w:p>
+    <w:p>
+      <w:pPr>
+        <w:pStyle w:val="EskdText"/>
+      </w:pPr>
+      <w:r>
+        <w:t xml:space="preserve">3.4.2а </w:t>
+      </w:r>
+      <w:r>
+        <w:rPr>
+          <w:b/>
+          <w:bCs/>
+        </w:rPr>
+        <w:t xml:space="preserve">Захват на ускорителе ПЛИС</w:t>
+      </w:r>
+      <w:r>
+        <w:t xml:space="preserve"> (</w:t>
+      </w:r>
+      <w:r>
+        <w:rPr>
+          <w:rFonts w:ascii="Courier New" w:hAnsi="Courier New" w:cs="Courier New" w:eastAsia="Courier New"/>
+        </w:rPr>
+        <w:t xml:space="preserve">acq_hw_*</w:t>
+      </w:r>
+      <w:r>
+        <w:t xml:space="preserve">). Тот же поиск и то же решение выполняет ускоритель ПЛИС на непрерывном потоке отсчётов (регистры R_ACQ_* в </w:t>
+      </w:r>
+      <w:r>
+        <w:rPr>
+          <w:rFonts w:ascii="Courier New" w:hAnsi="Courier New" w:cs="Courier New" w:eastAsia="Courier New"/>
+        </w:rPr>
+        <w:t xml:space="preserve">inc/fpga.h</w:t>
+      </w:r>
+      <w:r>
+        <w:t xml:space="preserve">). Сетка доплера делится на запуски: до семи ячеек через 1/T (1 кГц для периода 1 мс), сетка с шагом 1/(qT) — q классами вычетов. Для каждого PRN ПО МК:</w:t>
+      </w:r>
+    </w:p>
+    <w:p>
+      <w:pPr>
+        <w:pStyle w:val="EskdText"/>
+        <w:ind w:left="964" w:hanging="255"/>
+      </w:pPr>
+      <w:r>
+        <w:t xml:space="preserve">1)</w:t>
+        <w:tab/>
+      </w:r>
+      <w:r>
+        <w:t xml:space="preserve">рассчитывает спектр копии (БПФ 2048 точек, значения ±255) и записывает его в ПЛИС;</w:t>
+      </w:r>
+    </w:p>
+    <w:p>
+      <w:pPr>
+        <w:pStyle w:val="EskdText"/>
+        <w:ind w:left="964" w:hanging="255"/>
+      </w:pPr>
+      <w:r>
+        <w:t xml:space="preserve">2)</w:t>
+        <w:tab/>
+      </w:r>
+      <w:r>
+        <w:t xml:space="preserve">для каждого запуска задаёт частоту переноса (центр запуска), сдвиги спектра ячеек, сдвиг кода за период по доплеру кода, K, масштабы этапов БПФ и пускает ускоритель;</w:t>
+      </w:r>
+    </w:p>
+    <w:p>
+      <w:pPr>
+        <w:pStyle w:val="EskdText"/>
+        <w:ind w:left="964" w:hanging="255"/>
+      </w:pPr>
+      <w:r>
+        <w:t xml:space="preserve">3)</w:t>
+        <w:tab/>
+      </w:r>
+      <w:r>
+        <w:t xml:space="preserve">по прерыванию IRQ_ACQ (или опросом) читает максимум, его ячейку и сумму накопителя каждой ячейки доплера и вычисляет z.</w:t>
+      </w:r>
+    </w:p>
+    <w:p>
+      <w:pPr>
+        <w:pStyle w:val="EskdText"/>
+      </w:pPr>
+      <w:r>
+        <w:t xml:space="preserve">Запуск длится (K − 1)·Nper + Ns отсчётов (0,262 с при K = 256). Пока ускоритель работает, снимок недоступен (общий пул памяти), пуск при занятом снимке откладывается. Поддерживаются сигналы без BOC и TDM с периодом 1 мс и кодом до 1024 чипов: GPS L1 C/A, ГЛОНАСС L1OF и L2OF. Включение ускорителя в фоновый поиск (</w:t>
+      </w:r>
+      <w:r>
+        <w:rPr>
+          <w:rFonts w:ascii="Courier New" w:hAnsi="Courier New" w:cs="Courier New" w:eastAsia="Courier New"/>
+        </w:rPr>
+        <w:t xml:space="preserve">app.c</w:t>
+      </w:r>
+      <w:r>
+        <w:t xml:space="preserve">) после неудачного обычного захвата — следующий этап.</w:t>
       </w:r>
     </w:p>
     <w:p>
@@ -5078,7 +5270,7 @@
         <w:pStyle w:val="EskdText"/>
       </w:pPr>
       <w:r>
-        <w:t xml:space="preserve">Буферы режима длительного накопления (384 КБ на группу из 8 PRN) не помещаются. Их можно разместить на месте буферов обычного захвата того же объёма (режимы не работают одновременно) или исключить, перенеся БПФ захвата в ПЛИС.</w:t>
+        <w:t xml:space="preserve">Буферы режима длительного накопления (384 КБ на группу из 8 PRN) не помещаются. На пороговом уровне поиск ведёт ускоритель ПЛИС (3.4.2а), которому буферы МК не нужны. Для сигналов, которые ускоритель не поддерживает, буферы можно разместить на месте буферов обычного захвата того же объёма (режимы не работают одновременно).</w:t>
       </w:r>
     </w:p>
     <w:p>

--- a/gnss_receiver/kd/ШИВА.00001-01 13 01.docx
+++ b/gnss_receiver/kd/ШИВА.00001-01 13 01.docx
@@ -427,16 +427,7 @@
         <w:t xml:space="preserve">acq_hw_*</w:t>
       </w:r>
       <w:r>
-        <w:t xml:space="preserve">), включение ускорителя в фоновый поиск </w:t>
-      </w:r>
-      <w:r>
-        <w:rPr>
-          <w:rFonts w:ascii="Courier New" w:hAnsi="Courier New" w:cs="Courier New" w:eastAsia="Courier New"/>
-        </w:rPr>
-        <w:t xml:space="preserve">app.c</w:t>
-      </w:r>
-      <w:r>
-        <w:t xml:space="preserve">;</w:t>
+        <w:t xml:space="preserve">);</w:t>
       </w:r>
     </w:p>
     <w:p>
@@ -2703,16 +2694,7 @@
         <w:pStyle w:val="EskdText"/>
       </w:pPr>
       <w:r>
-        <w:t xml:space="preserve">Запуск длится (K − 1)·Nper + Ns отсчётов (0,262 с при K = 256). Пока ускоритель работает, снимок недоступен (общий пул памяти), пуск при занятом снимке откладывается. Поддерживаются сигналы без BOC и TDM с периодом 1 мс и кодом до 1024 чипов: GPS L1 C/A, ГЛОНАСС L1OF и L2OF. Включение ускорителя в фоновый поиск (</w:t>
-      </w:r>
-      <w:r>
-        <w:rPr>
-          <w:rFonts w:ascii="Courier New" w:hAnsi="Courier New" w:cs="Courier New" w:eastAsia="Courier New"/>
-        </w:rPr>
-        <w:t xml:space="preserve">app.c</w:t>
-      </w:r>
-      <w:r>
-        <w:t xml:space="preserve">) после неудачного обычного захвата — следующий этап.</w:t>
+        <w:t xml:space="preserve">Запуск длится (K − 1)·Nper + Ns отсчётов (0,262 с при K = 256). Пока ускоритель работает, снимок недоступен (общий пул памяти), пуск при занятом снимке откладывается. Поддерживаются сигналы без BOC и TDM с периодом 1 мс и кодом до 1024 чипов: GPS L1 C/A, ГЛОНАСС L1OF и L2OF.</w:t>
       </w:r>
     </w:p>
     <w:p>
@@ -2720,17 +2702,77 @@
         <w:pStyle w:val="EskdText"/>
       </w:pPr>
       <w:r>
-        <w:t xml:space="preserve">3.4.3 </w:t>
+        <w:t xml:space="preserve">В фоновом поиске (</w:t>
       </w:r>
       <w:r>
         <w:rPr>
-          <w:b/>
-          <w:bCs/>
+          <w:rFonts w:ascii="Courier New" w:hAnsi="Courier New" w:cs="Courier New" w:eastAsia="Courier New"/>
         </w:rPr>
-        <w:t xml:space="preserve">Слежение.</w:t>
-      </w:r>
-      <w:r>
-        <w:t xml:space="preserve"> Используются:</w:t>
+        <w:t xml:space="preserve">app.c</w:t>
+      </w:r>
+      <w:r>
+        <w:t xml:space="preserve">) ускоритель — второй проход цикла: после поиска по снимкам всех сигналов списка ускоритель перебирает КА L1 C/A, которые не в слежении (диапазон доплера и шаг — как у поиска по снимкам, K = </w:t>
+      </w:r>
+      <w:r>
+        <w:rPr>
+          <w:rFonts w:ascii="Courier New" w:hAnsi="Courier New" w:cs="Courier New" w:eastAsia="Courier New"/>
+        </w:rPr>
+        <w:t xml:space="preserve">app_t.hw_K</w:t>
+      </w:r>
+      <w:r>
+        <w:t xml:space="preserve">, по умолчанию 256; 0 — без второго прохода). ГЛОНАСС G1 во второй проход пока не входит: символы 10 мс с меандром, и блоки оценки частоты (10 мс) при втягивании почти всегда содержат смену знака — их нужно согласовать с границами символов. Канал пускается в режиме слабого сигнала (3.4.3, </w:t>
+      </w:r>
+      <w:r>
+        <w:rPr>
+          <w:rFonts w:ascii="Courier New" w:hAnsi="Courier New" w:cs="Courier New" w:eastAsia="Courier New"/>
+        </w:rPr>
+        <w:t xml:space="preserve">rx_start</w:t>
+      </w:r>
+      <w:r>
+        <w:t xml:space="preserve">) по подтверждённому кандидату (см. ниже). Один КА в диапазоне ±6 кГц — около 2,1 с, с подтверждением кандидата — до 3,7 с; весь проход по 32 PRN GPS — до 118 с. МК в это время свободен (опрос состояния ускорителя).</w:t>
+      </w:r>
+    </w:p>
+    <w:p>
+      <w:pPr>
+        <w:pStyle w:val="EskdText"/>
+      </w:pPr>
+      <w:r>
+        <w:t xml:space="preserve">Коды L1 C/A имеют взаимно-корреляционную функцию (ВКФ) до −21…−24 дБ: от КА 45 дБГц это «сигнал» 21–24 дБГц. При девяти сильных КА максимум z по ячейкам поиска отсутствующего PRN составляет 5,3…7,7 и в 30–40 % поисков не ниже порога 6,5. Однако этот максимум — сумма ВКФ разных КА и шума в случайной ячейке: при повторном накоплении он оказывается в другом месте (ошибка 2,5…480 чипов), а у настоящего КА остаётся на месте кандидата (до 0,3 чипа). Поэтому подтверждается каждый кандидат с z ≥ </w:t>
+      </w:r>
+      <w:r>
+        <w:rPr>
+          <w:rFonts w:ascii="Courier New" w:hAnsi="Courier New" w:cs="Courier New" w:eastAsia="Courier New"/>
+        </w:rPr>
+        <w:t xml:space="preserve">APP_HW_T1</w:t>
+      </w:r>
+      <w:r>
+        <w:t xml:space="preserve"> = 5,5, в том числе выше порога: ускоритель повторяет накопление 2·hw_K периодов в ячейке доплера кандидата и двух соседних (±250 Гц, три запуска, ≈ 1,6 с). Соседние ячейки нужны потому, что при одной ячейке подтверждение у настоящего КА часто приходится на соседнюю ячейку. Канал пускается, если максимум подтверждения не ниже 5,5 и находится на месте кандидата: фаза кода кандидата, перенесённая по его доплеру на начало лучшего запуска подтверждения, ±1 чип (</w:t>
+      </w:r>
+      <w:r>
+        <w:rPr>
+          <w:rFonts w:ascii="Courier New" w:hAnsi="Courier New" w:cs="Courier New" w:eastAsia="Courier New"/>
+        </w:rPr>
+        <w:t xml:space="preserve">APP_HW_DP</w:t>
+      </w:r>
+      <w:r>
+        <w:t xml:space="preserve">). Чистый шум попал бы в эти ±1 чип с вероятностью около 0,3 %, но пики ВКФ отчасти устойчивы, поэтому на деле проверку места проходит около 6 % ложных кандидатов.</w:t>
+      </w:r>
+    </w:p>
+    <w:p>
+      <w:pPr>
+        <w:pStyle w:val="EskdText"/>
+      </w:pPr>
+      <w:r>
+        <w:t xml:space="preserve">Опыты на имитаторе (КА 29 дБГц и девять КА 45 дБГц, </w:t>
+      </w:r>
+      <w:r>
+        <w:rPr>
+          <w:rFonts w:ascii="Courier New" w:hAnsi="Courier New" w:cs="Courier New" w:eastAsia="Courier New"/>
+        </w:rPr>
+        <w:t xml:space="preserve">sim_gps</w:t>
+      </w:r>
+      <w:r>
+        <w:t xml:space="preserve">):</w:t>
       </w:r>
     </w:p>
     <w:p>
@@ -2743,7 +2785,7 @@
         <w:tab/>
       </w:r>
       <w:r>
-        <w:t xml:space="preserve">ФАП 2-го порядка (15 Гц) с поддержкой ЧАП (10 Гц) на этапе втягивания; в захвате — ФАП 3-го порядка (18 Гц), рассчитанная на динамику 4g с рывком 2g/с;</w:t>
+        <w:t xml:space="preserve">слабый КА пущен в 17 циклах поиска из 25 (≈ 0,7 за цикл); пропущенный ищется в следующем цикле. Место нашли 18 поисков из 25, подтверждение отвергло только один из них;</w:t>
       </w:r>
     </w:p>
     <w:p>
@@ -2756,7 +2798,42 @@
         <w:tab/>
       </w:r>
       <w:r>
-        <w:t xml:space="preserve">ССЗ 1-го порядка (1 Гц) с поддержкой от несущей;</w:t>
+        <w:t xml:space="preserve">по отсутствующим PRN проверку места прошли 2 кандидата из 36. В сквозном прогоне (</w:t>
+      </w:r>
+      <w:r>
+        <w:rPr>
+          <w:rFonts w:ascii="Courier New" w:hAnsi="Courier New" w:cs="Courier New" w:eastAsia="Courier New"/>
+        </w:rPr>
+        <w:t xml:space="preserve">test_app</w:t>
+      </w:r>
+      <w:r>
+        <w:t xml:space="preserve">, 95 с) ложный канал PRN 3 вошёл в захват фазы, но не синхронизировался по битам. После срыва захвата он через 1 с освобождён (3.4.3), измерений не дал.</w:t>
+      </w:r>
+    </w:p>
+    <w:p>
+      <w:pPr>
+        <w:pStyle w:val="EskdText"/>
+      </w:pPr>
+      <w:r>
+        <w:t xml:space="preserve">Канал, пущенный по устойчивому пику ВКФ, синхронизируется по битам сильного КА. Его отсекает проверка </w:t>
+      </w:r>
+      <w:r>
+        <w:rPr>
+          <w:rFonts w:ascii="Courier New" w:hAnsi="Courier New" w:cs="Courier New" w:eastAsia="Courier New"/>
+        </w:rPr>
+        <w:t xml:space="preserve">rx_xcheck</w:t>
+      </w:r>
+      <w:r>
+        <w:t xml:space="preserve">. Она выполняется на каждом вызове </w:t>
+      </w:r>
+      <w:r>
+        <w:rPr>
+          <w:rFonts w:ascii="Courier New" w:hAnsi="Courier New" w:cs="Courier New" w:eastAsia="Courier New"/>
+        </w:rPr>
+        <w:t xml:space="preserve">app_poll</w:t>
+      </w:r>
+      <w:r>
+        <w:t xml:space="preserve">, через 0,5 с после синхронизации по битам. Канал освобождается при двух условиях:</w:t>
       </w:r>
     </w:p>
     <w:p>
@@ -2769,39 +2846,7 @@
         <w:tab/>
       </w:r>
       <w:r>
-        <w:t xml:space="preserve">нормированный дискриминатор «ранний минус поздний» по огибающей.</w:t>
-      </w:r>
-    </w:p>
-    <w:p>
-      <w:pPr>
-        <w:pStyle w:val="EskdText"/>
-      </w:pPr>
-      <w:r>
-        <w:t xml:space="preserve">Индикатор захвата фазы и оценка C/N0 вычисляются по отношению мощностей. При срыве более 1 с канал освобождается.</w:t>
-      </w:r>
-    </w:p>
-    <w:p>
-      <w:pPr>
-        <w:pStyle w:val="EskdText"/>
-      </w:pPr>
-      <w:r>
-        <w:t xml:space="preserve">Полосы петель ограничены условием Bn·T ≤ 0,1, где T — интервал обновления. Новые шаги NCO действуют со следующего интервала, и при длинном периоде кода (L2CM — 20 мс) более широкая петля теряет устойчивость. При периоде кода 10 мс и более (L2CM, L1C) ССЗ работает в полосе 0,2 Гц с поддержкой от несущей.</w:t>
-      </w:r>
-    </w:p>
-    <w:p>
-      <w:pPr>
-        <w:pStyle w:val="EskdText"/>
-      </w:pPr>
-      <w:r>
-        <w:t xml:space="preserve">Для сигналов с временным уплотнением (L2C) копия CM занимает первую половину чипа, и главный пик корреляции вдвое уже: смещение E/L — ±0,25 чипа, коэффициент дискриминатора рассчитан на полуширину пика 0,5 чипа.</w:t>
-      </w:r>
-    </w:p>
-    <w:p>
-      <w:pPr>
-        <w:pStyle w:val="EskdText"/>
-      </w:pPr>
-      <w:r>
-        <w:t xml:space="preserve">При C/N0 ниже 32 дБГц канал переходит к длительному накоплению:</w:t>
+        <w:t xml:space="preserve">его частота в пределах 10 Гц от частоты сильного КА + k·1 кГц;</w:t>
       </w:r>
     </w:p>
     <w:p>
@@ -2814,7 +2859,50 @@
         <w:tab/>
       </w:r>
       <w:r>
-        <w:t xml:space="preserve">результаты периодов кода когерентно суммируются на 20 мс: по границам битов (L1 C/A) или со снятием вторичного кода (E1C — CS25, L5Q — NH20);</w:t>
+        <w:t xml:space="preserve">C/N0 сильного КА плюс уровень ВКФ на разности фаз кода не ниже C/N0 канала минус 6 дБ.</w:t>
+      </w:r>
+    </w:p>
+    <w:p>
+      <w:pPr>
+        <w:pStyle w:val="EskdText"/>
+      </w:pPr>
+      <w:r>
+        <w:t xml:space="preserve">До этой проверки канал слабого сигнала не даёт измерений. Освобождённые проверкой каналы учитываются в </w:t>
+      </w:r>
+      <w:r>
+        <w:rPr>
+          <w:rFonts w:ascii="Courier New" w:hAnsi="Courier New" w:cs="Courier New" w:eastAsia="Courier New"/>
+        </w:rPr>
+        <w:t xml:space="preserve">app_t.n_xc</w:t>
+      </w:r>
+      <w:r>
+        <w:t xml:space="preserve">.</w:t>
+      </w:r>
+    </w:p>
+    <w:p>
+      <w:pPr>
+        <w:pStyle w:val="EskdText"/>
+      </w:pPr>
+      <w:r>
+        <w:t xml:space="preserve">Проверка уровня ВКФ до пуска канала не годится. Близ порога z определяется шумом, и C/N0 кандидата по z завышен на 5–9 дБ относительно уровня ВКФ.</w:t>
+      </w:r>
+    </w:p>
+    <w:p>
+      <w:pPr>
+        <w:pStyle w:val="EskdText"/>
+      </w:pPr>
+      <w:r>
+        <w:t xml:space="preserve">3.4.3 </w:t>
+      </w:r>
+      <w:r>
+        <w:rPr>
+          <w:b/>
+          <w:bCs/>
+        </w:rPr>
+        <w:t xml:space="preserve">Слежение.</w:t>
+      </w:r>
+      <w:r>
+        <w:t xml:space="preserve"> Используются:</w:t>
       </w:r>
     </w:p>
     <w:p>
@@ -2827,7 +2915,160 @@
         <w:tab/>
       </w:r>
       <w:r>
+        <w:t xml:space="preserve">ФАП 2-го порядка (15 Гц) с поддержкой ЧАП (10 Гц) на этапе втягивания; в захвате — ФАП 3-го порядка (18 Гц), рассчитанная на динамику 4g с рывком 2g/с;</w:t>
+      </w:r>
+    </w:p>
+    <w:p>
+      <w:pPr>
+        <w:pStyle w:val="EskdText"/>
+        <w:ind w:left="964" w:hanging="255"/>
+      </w:pPr>
+      <w:r>
+        <w:t xml:space="preserve">–</w:t>
+        <w:tab/>
+      </w:r>
+      <w:r>
+        <w:t xml:space="preserve">ССЗ 1-го порядка (1 Гц) с поддержкой от несущей;</w:t>
+      </w:r>
+    </w:p>
+    <w:p>
+      <w:pPr>
+        <w:pStyle w:val="EskdText"/>
+        <w:ind w:left="964" w:hanging="255"/>
+      </w:pPr>
+      <w:r>
+        <w:t xml:space="preserve">–</w:t>
+        <w:tab/>
+      </w:r>
+      <w:r>
+        <w:t xml:space="preserve">нормированный дискриминатор «ранний минус поздний» по огибающей.</w:t>
+      </w:r>
+    </w:p>
+    <w:p>
+      <w:pPr>
+        <w:pStyle w:val="EskdText"/>
+      </w:pPr>
+      <w:r>
+        <w:t xml:space="preserve">Индикатор захвата фазы и оценка C/N0 вычисляются по отношению мощностей. При срыве более 1 с канал освобождается.</w:t>
+      </w:r>
+    </w:p>
+    <w:p>
+      <w:pPr>
+        <w:pStyle w:val="EskdText"/>
+      </w:pPr>
+      <w:r>
+        <w:t xml:space="preserve">Полосы петель ограничены условием Bn·T ≤ 0,1, где T — интервал обновления. Новые шаги NCO действуют со следующего интервала, и при длинном периоде кода (L2CM — 20 мс) более широкая петля теряет устойчивость. При периоде кода 10 мс и более (L2CM, L1C) ССЗ работает в полосе 0,2 Гц с поддержкой от несущей.</w:t>
+      </w:r>
+    </w:p>
+    <w:p>
+      <w:pPr>
+        <w:pStyle w:val="EskdText"/>
+      </w:pPr>
+      <w:r>
+        <w:t xml:space="preserve">Для сигналов с временным уплотнением (L2C) копия CM занимает первую половину чипа, и главный пик корреляции вдвое уже: смещение E/L — ±0,25 чипа, коэффициент дискриминатора рассчитан на полуширину пика 0,5 чипа.</w:t>
+      </w:r>
+    </w:p>
+    <w:p>
+      <w:pPr>
+        <w:pStyle w:val="EskdText"/>
+      </w:pPr>
+      <w:r>
+        <w:t xml:space="preserve">При C/N0 ниже 32 дБГц канал переходит к длительному накоплению:</w:t>
+      </w:r>
+    </w:p>
+    <w:p>
+      <w:pPr>
+        <w:pStyle w:val="EskdText"/>
+        <w:ind w:left="964" w:hanging="255"/>
+      </w:pPr>
+      <w:r>
+        <w:t xml:space="preserve">–</w:t>
+        <w:tab/>
+      </w:r>
+      <w:r>
+        <w:t xml:space="preserve">результаты периодов кода когерентно суммируются на 20 мс: по границам битов (L1 C/A) или со снятием вторичного кода (E1C — CS25, L5Q — NH20);</w:t>
+      </w:r>
+    </w:p>
+    <w:p>
+      <w:pPr>
+        <w:pStyle w:val="EskdText"/>
+        <w:ind w:left="964" w:hanging="255"/>
+      </w:pPr>
+      <w:r>
+        <w:t xml:space="preserve">–</w:t>
+        <w:tab/>
+      </w:r>
+      <w:r>
         <w:t xml:space="preserve">петли обновляются раз в 20 мс (ФАП 5 Гц, ССЗ 0,2 Гц).</w:t>
+      </w:r>
+    </w:p>
+    <w:p>
+      <w:pPr>
+        <w:pStyle w:val="EskdText"/>
+      </w:pPr>
+      <w:r>
+        <w:t xml:space="preserve">Втягивание слабого сигнала (пуск по ускорителю, </w:t>
+      </w:r>
+      <w:r>
+        <w:rPr>
+          <w:rFonts w:ascii="Courier New" w:hAnsi="Courier New" w:cs="Courier New" w:eastAsia="Courier New"/>
+        </w:rPr>
+        <w:t xml:space="preserve">trk_cfg_t.weak</w:t>
+      </w:r>
+      <w:r>
+        <w:t xml:space="preserve">). При 29 дБГц ЧАП по периодам кода даёт ошибку частоты около 100 Гц, а индикатор захвата по одному периоду почти не отличается от порога, поэтому втягивание идёт по-другому (NCO несущей на первых двух этапах постоянна):</w:t>
+      </w:r>
+    </w:p>
+    <w:p>
+      <w:pPr>
+        <w:pStyle w:val="EskdText"/>
+        <w:ind w:left="964" w:hanging="255"/>
+      </w:pPr>
+      <w:r>
+        <w:t xml:space="preserve">1)</w:t>
+        <w:tab/>
+      </w:r>
+      <w:r>
+        <w:t xml:space="preserve">грубая оценка частоты: суммы по блокам 10 периодов, ДПФ по 51 гипотезе ±250 Гц через 10 Гц, некогерентно за 0,4 с, уточнение параболой по трём соседним гипотезам;</w:t>
+      </w:r>
+    </w:p>
+    <w:p>
+      <w:pPr>
+        <w:pStyle w:val="EskdText"/>
+        <w:ind w:left="964" w:hanging="255"/>
+      </w:pPr>
+      <w:r>
+        <w:t xml:space="preserve">2)</w:t>
+        <w:tab/>
+      </w:r>
+      <w:r>
+        <w:t xml:space="preserve">точная оценка: разность фаз соседних блоков с компенсацией знака бита (по типу Костаса), диапазон ±25 Гц, накопление 0,4 с; ошибка частоты после этапа — не более 1,3 Гц;</w:t>
+      </w:r>
+    </w:p>
+    <w:p>
+      <w:pPr>
+        <w:pStyle w:val="EskdText"/>
+        <w:ind w:left="964" w:hanging="255"/>
+      </w:pPr>
+      <w:r>
+        <w:t xml:space="preserve">3)</w:t>
+        <w:tab/>
+      </w:r>
+      <w:r>
+        <w:t xml:space="preserve">ФАП 2-го порядка без ЧАП; индикатор захвата — по суммам блоков 10 мс;</w:t>
+      </w:r>
+    </w:p>
+    <w:p>
+      <w:pPr>
+        <w:pStyle w:val="EskdText"/>
+        <w:ind w:left="964" w:hanging="255"/>
+      </w:pPr>
+      <w:r>
+        <w:t xml:space="preserve">4)</w:t>
+        <w:tab/>
+      </w:r>
+      <w:r>
+        <w:t xml:space="preserve">синхронизация по битам по энергии: суммы 20 периодов при всех 20 сдвигах за 50 бит, граница — по максимуму; далее — длительное накопление.</w:t>
       </w:r>
     </w:p>
     <w:p>
@@ -4907,7 +5148,7 @@
                 <w:sz w:val="18"/>
                 <w:szCs w:val="18"/>
               </w:rPr>
-              <w:t xml:space="preserve">446 КБ</w:t>
+              <w:t xml:space="preserve">451 КБ</w:t>
             </w:r>
           </w:p>
         </w:tc>
@@ -5061,7 +5302,7 @@
                 <w:sz w:val="18"/>
                 <w:szCs w:val="18"/>
               </w:rPr>
-              <w:t xml:space="preserve">87 %</w:t>
+              <w:t xml:space="preserve">88 %</w:t>
             </w:r>
           </w:p>
         </w:tc>
@@ -5146,7 +5387,7 @@
                 <w:sz w:val="18"/>
                 <w:szCs w:val="18"/>
               </w:rPr>
-              <w:t xml:space="preserve">87 %</w:t>
+              <w:t xml:space="preserve">97 %</w:t>
             </w:r>
           </w:p>
         </w:tc>
@@ -5262,7 +5503,7 @@
         <w:t xml:space="preserve">make elf</w:t>
       </w:r>
       <w:r>
-        <w:t xml:space="preserve">): 11,8 КБ из 31,5 КБ — фон 1,7 КБ, решение (PendSV) 6,7 КБ, прерывание ПЛИС 3,1 КБ, остальные уровни с кадрами исключения — 0,5 КБ.</w:t>
+        <w:t xml:space="preserve">): 11,7 КБ из 31,5 КБ — фон 1,6 КБ, решение (PendSV) 6,5 КБ, прерывание ПЛИС 3,2 КБ, остальные уровни с кадрами исключения — 0,3 КБ.</w:t>
       </w:r>
     </w:p>
     <w:p>
